--- a/docs/SW-SCR-001_Screen_Design_Specification.docx
+++ b/docs/SW-SCR-001_Screen_Design_Specification.docx
@@ -459,7 +459,7 @@
       <w:pPr>
         <w:pStyle w:val="Heading1"/>
       </w:pPr>
-      <w:bookmarkStart w:id="1" w:name="_Toc241224762"/>
+      <w:bookmarkStart w:id="1" w:name="_Toc241225782"/>
       <w:r>
         <w:lastRenderedPageBreak/>
         <w:t>Document control</w:t>
@@ -1394,7 +1394,7 @@
       <w:r>
         <w:fldChar w:fldCharType="separate"/>
       </w:r>
-      <w:hyperlink w:anchor="_Toc241224762" w:history="1">
+      <w:hyperlink w:anchor="_Toc241225782" w:history="1">
         <w:r>
           <w:rPr>
             <w:rStyle w:val="Hyperlink"/>
@@ -1421,7 +1421,7 @@
             <w:noProof/>
             <w:webHidden/>
           </w:rPr>
-          <w:instrText xml:space="preserve"> PAGEREF _Toc241224762 \h </w:instrText>
+          <w:instrText xml:space="preserve"> PAGEREF _Toc241225782 \h </w:instrText>
         </w:r>
         <w:r>
           <w:rPr>
@@ -1465,7 +1465,7 @@
           <w:sz w:val="22"/>
         </w:rPr>
       </w:pPr>
-      <w:hyperlink w:anchor="_Toc241224763" w:history="1">
+      <w:hyperlink w:anchor="_Toc241225783" w:history="1">
         <w:r>
           <w:rPr>
             <w:rStyle w:val="Hyperlink"/>
@@ -1492,7 +1492,7 @@
             <w:noProof/>
             <w:webHidden/>
           </w:rPr>
-          <w:instrText xml:space="preserve"> PAGEREF _Toc241224763 \h </w:instrText>
+          <w:instrText xml:space="preserve"> PAGEREF _Toc241225783 \h </w:instrText>
         </w:r>
         <w:r>
           <w:rPr>
@@ -1536,7 +1536,7 @@
           <w:sz w:val="22"/>
         </w:rPr>
       </w:pPr>
-      <w:hyperlink w:anchor="_Toc241224764" w:history="1">
+      <w:hyperlink w:anchor="_Toc241225784" w:history="1">
         <w:r>
           <w:rPr>
             <w:rStyle w:val="Hyperlink"/>
@@ -1563,7 +1563,7 @@
             <w:noProof/>
             <w:webHidden/>
           </w:rPr>
-          <w:instrText xml:space="preserve"> PAGEREF _Toc241224764 \h </w:instrText>
+          <w:instrText xml:space="preserve"> PAGEREF _Toc241225784 \h </w:instrText>
         </w:r>
         <w:r>
           <w:rPr>
@@ -1607,7 +1607,7 @@
           <w:sz w:val="22"/>
         </w:rPr>
       </w:pPr>
-      <w:hyperlink w:anchor="_Toc241224765" w:history="1">
+      <w:hyperlink w:anchor="_Toc241225785" w:history="1">
         <w:r>
           <w:rPr>
             <w:rStyle w:val="Hyperlink"/>
@@ -1634,7 +1634,7 @@
             <w:noProof/>
             <w:webHidden/>
           </w:rPr>
-          <w:instrText xml:space="preserve"> PAGEREF _Toc241224765 \h </w:instrText>
+          <w:instrText xml:space="preserve"> PAGEREF _Toc241225785 \h </w:instrText>
         </w:r>
         <w:r>
           <w:rPr>
@@ -1678,7 +1678,7 @@
           <w:sz w:val="22"/>
         </w:rPr>
       </w:pPr>
-      <w:hyperlink w:anchor="_Toc241224766" w:history="1">
+      <w:hyperlink w:anchor="_Toc241225786" w:history="1">
         <w:r>
           <w:rPr>
             <w:rStyle w:val="Hyperlink"/>
@@ -1705,7 +1705,7 @@
             <w:noProof/>
             <w:webHidden/>
           </w:rPr>
-          <w:instrText xml:space="preserve"> PAGEREF _Toc241224766 \h </w:instrText>
+          <w:instrText xml:space="preserve"> PAGEREF _Toc241225786 \h </w:instrText>
         </w:r>
         <w:r>
           <w:rPr>
@@ -1749,7 +1749,7 @@
           <w:sz w:val="22"/>
         </w:rPr>
       </w:pPr>
-      <w:hyperlink w:anchor="_Toc241224767" w:history="1">
+      <w:hyperlink w:anchor="_Toc241225787" w:history="1">
         <w:r>
           <w:rPr>
             <w:rStyle w:val="Hyperlink"/>
@@ -1776,7 +1776,7 @@
             <w:noProof/>
             <w:webHidden/>
           </w:rPr>
-          <w:instrText xml:space="preserve"> PAGEREF _Toc241224767 \h </w:instrText>
+          <w:instrText xml:space="preserve"> PAGEREF _Toc241225787 \h </w:instrText>
         </w:r>
         <w:r>
           <w:rPr>
@@ -1820,7 +1820,7 @@
           <w:sz w:val="22"/>
         </w:rPr>
       </w:pPr>
-      <w:hyperlink w:anchor="_Toc241224768" w:history="1">
+      <w:hyperlink w:anchor="_Toc241225788" w:history="1">
         <w:r>
           <w:rPr>
             <w:rStyle w:val="Hyperlink"/>
@@ -1847,7 +1847,7 @@
             <w:noProof/>
             <w:webHidden/>
           </w:rPr>
-          <w:instrText xml:space="preserve"> PAGEREF _Toc241224768 \h </w:instrText>
+          <w:instrText xml:space="preserve"> PAGEREF _Toc241225788 \h </w:instrText>
         </w:r>
         <w:r>
           <w:rPr>
@@ -1891,7 +1891,7 @@
           <w:sz w:val="22"/>
         </w:rPr>
       </w:pPr>
-      <w:hyperlink w:anchor="_Toc241224769" w:history="1">
+      <w:hyperlink w:anchor="_Toc241225789" w:history="1">
         <w:r>
           <w:rPr>
             <w:rStyle w:val="Hyperlink"/>
@@ -1918,7 +1918,7 @@
             <w:noProof/>
             <w:webHidden/>
           </w:rPr>
-          <w:instrText xml:space="preserve"> PAGEREF _Toc241224769 \h </w:instrText>
+          <w:instrText xml:space="preserve"> PAGEREF _Toc241225789 \h </w:instrText>
         </w:r>
         <w:r>
           <w:rPr>
@@ -1962,7 +1962,7 @@
           <w:sz w:val="22"/>
         </w:rPr>
       </w:pPr>
-      <w:hyperlink w:anchor="_Toc241224770" w:history="1">
+      <w:hyperlink w:anchor="_Toc241225790" w:history="1">
         <w:r>
           <w:rPr>
             <w:rStyle w:val="Hyperlink"/>
@@ -1989,7 +1989,7 @@
             <w:noProof/>
             <w:webHidden/>
           </w:rPr>
-          <w:instrText xml:space="preserve"> PAGEREF _Toc241224770 \h </w:instrText>
+          <w:instrText xml:space="preserve"> PAGEREF _Toc241225790 \h </w:instrText>
         </w:r>
         <w:r>
           <w:rPr>
@@ -2033,7 +2033,7 @@
           <w:sz w:val="22"/>
         </w:rPr>
       </w:pPr>
-      <w:hyperlink w:anchor="_Toc241224771" w:history="1">
+      <w:hyperlink w:anchor="_Toc241225791" w:history="1">
         <w:r>
           <w:rPr>
             <w:rStyle w:val="Hyperlink"/>
@@ -2060,7 +2060,7 @@
             <w:noProof/>
             <w:webHidden/>
           </w:rPr>
-          <w:instrText xml:space="preserve"> PAGEREF _Toc241224771 \h </w:instrText>
+          <w:instrText xml:space="preserve"> PAGEREF _Toc241225791 \h </w:instrText>
         </w:r>
         <w:r>
           <w:rPr>
@@ -2104,7 +2104,7 @@
           <w:sz w:val="22"/>
         </w:rPr>
       </w:pPr>
-      <w:hyperlink w:anchor="_Toc241224772" w:history="1">
+      <w:hyperlink w:anchor="_Toc241225792" w:history="1">
         <w:r>
           <w:rPr>
             <w:rStyle w:val="Hyperlink"/>
@@ -2131,7 +2131,7 @@
             <w:noProof/>
             <w:webHidden/>
           </w:rPr>
-          <w:instrText xml:space="preserve"> PAGEREF _Toc241224772 \h </w:instrText>
+          <w:instrText xml:space="preserve"> PAGEREF _Toc241225792 \h </w:instrText>
         </w:r>
         <w:r>
           <w:rPr>
@@ -2175,7 +2175,7 @@
           <w:sz w:val="22"/>
         </w:rPr>
       </w:pPr>
-      <w:hyperlink w:anchor="_Toc241224773" w:history="1">
+      <w:hyperlink w:anchor="_Toc241225793" w:history="1">
         <w:r>
           <w:rPr>
             <w:rStyle w:val="Hyperlink"/>
@@ -2202,7 +2202,7 @@
             <w:noProof/>
             <w:webHidden/>
           </w:rPr>
-          <w:instrText xml:space="preserve"> PAGEREF _Toc241224773 \h </w:instrText>
+          <w:instrText xml:space="preserve"> PAGEREF _Toc241225793 \h </w:instrText>
         </w:r>
         <w:r>
           <w:rPr>
@@ -2246,7 +2246,7 @@
           <w:sz w:val="22"/>
         </w:rPr>
       </w:pPr>
-      <w:hyperlink w:anchor="_Toc241224774" w:history="1">
+      <w:hyperlink w:anchor="_Toc241225794" w:history="1">
         <w:r>
           <w:rPr>
             <w:rStyle w:val="Hyperlink"/>
@@ -2273,7 +2273,7 @@
             <w:noProof/>
             <w:webHidden/>
           </w:rPr>
-          <w:instrText xml:space="preserve"> PAGEREF _Toc241224774 \h </w:instrText>
+          <w:instrText xml:space="preserve"> PAGEREF _Toc241225794 \h </w:instrText>
         </w:r>
         <w:r>
           <w:rPr>
@@ -2317,7 +2317,7 @@
           <w:sz w:val="22"/>
         </w:rPr>
       </w:pPr>
-      <w:hyperlink w:anchor="_Toc241224775" w:history="1">
+      <w:hyperlink w:anchor="_Toc241225795" w:history="1">
         <w:r>
           <w:rPr>
             <w:rStyle w:val="Hyperlink"/>
@@ -2344,7 +2344,7 @@
             <w:noProof/>
             <w:webHidden/>
           </w:rPr>
-          <w:instrText xml:space="preserve"> PAGEREF _Toc241224775 \h </w:instrText>
+          <w:instrText xml:space="preserve"> PAGEREF _Toc241225795 \h </w:instrText>
         </w:r>
         <w:r>
           <w:rPr>
@@ -2388,7 +2388,7 @@
           <w:sz w:val="22"/>
         </w:rPr>
       </w:pPr>
-      <w:hyperlink w:anchor="_Toc241224776" w:history="1">
+      <w:hyperlink w:anchor="_Toc241225796" w:history="1">
         <w:r>
           <w:rPr>
             <w:rStyle w:val="Hyperlink"/>
@@ -2415,7 +2415,7 @@
             <w:noProof/>
             <w:webHidden/>
           </w:rPr>
-          <w:instrText xml:space="preserve"> PAGEREF _Toc241224776 \h </w:instrText>
+          <w:instrText xml:space="preserve"> PAGEREF _Toc241225796 \h </w:instrText>
         </w:r>
         <w:r>
           <w:rPr>
@@ -2459,7 +2459,7 @@
           <w:sz w:val="22"/>
         </w:rPr>
       </w:pPr>
-      <w:hyperlink w:anchor="_Toc241224777" w:history="1">
+      <w:hyperlink w:anchor="_Toc241225797" w:history="1">
         <w:r>
           <w:rPr>
             <w:rStyle w:val="Hyperlink"/>
@@ -2486,7 +2486,7 @@
             <w:noProof/>
             <w:webHidden/>
           </w:rPr>
-          <w:instrText xml:space="preserve"> PAGEREF _Toc241224777 \h </w:instrText>
+          <w:instrText xml:space="preserve"> PAGEREF _Toc241225797 \h </w:instrText>
         </w:r>
         <w:r>
           <w:rPr>
@@ -2530,7 +2530,7 @@
           <w:sz w:val="22"/>
         </w:rPr>
       </w:pPr>
-      <w:hyperlink w:anchor="_Toc241224778" w:history="1">
+      <w:hyperlink w:anchor="_Toc241225798" w:history="1">
         <w:r>
           <w:rPr>
             <w:rStyle w:val="Hyperlink"/>
@@ -2557,7 +2557,7 @@
             <w:noProof/>
             <w:webHidden/>
           </w:rPr>
-          <w:instrText xml:space="preserve"> PAGEREF _Toc241224778 \h </w:instrText>
+          <w:instrText xml:space="preserve"> PAGEREF _Toc241225798 \h </w:instrText>
         </w:r>
         <w:r>
           <w:rPr>
@@ -2602,7 +2602,7 @@
       <w:pPr>
         <w:pStyle w:val="Heading1"/>
       </w:pPr>
-      <w:bookmarkStart w:id="2" w:name="_Toc241224763"/>
+      <w:bookmarkStart w:id="2" w:name="_Toc241225783"/>
       <w:r>
         <w:lastRenderedPageBreak/>
         <w:t>1  Introduction</w:t>
@@ -2613,7 +2613,7 @@
       <w:pPr>
         <w:pStyle w:val="Heading2"/>
       </w:pPr>
-      <w:bookmarkStart w:id="3" w:name="_Toc241224764"/>
+      <w:bookmarkStart w:id="3" w:name="_Toc241225784"/>
       <w:r>
         <w:t>1.1  Purpose</w:t>
       </w:r>
@@ -2648,7 +2648,7 @@
       <w:pPr>
         <w:pStyle w:val="Heading2"/>
       </w:pPr>
-      <w:bookmarkStart w:id="4" w:name="_Toc241224765"/>
+      <w:bookmarkStart w:id="4" w:name="_Toc241225785"/>
       <w:r>
         <w:t>1.2  Scope</w:t>
       </w:r>
@@ -2666,7 +2666,7 @@
       <w:pPr>
         <w:pStyle w:val="Heading2"/>
       </w:pPr>
-      <w:bookmarkStart w:id="5" w:name="_Toc241224766"/>
+      <w:bookmarkStart w:id="5" w:name="_Toc241225786"/>
       <w:r>
         <w:t xml:space="preserve">1.3  Intended </w:t>
       </w:r>
@@ -2871,7 +2871,7 @@
       <w:pPr>
         <w:pStyle w:val="Heading2"/>
       </w:pPr>
-      <w:bookmarkStart w:id="6" w:name="_Toc241224767"/>
+      <w:bookmarkStart w:id="6" w:name="_Toc241225787"/>
       <w:r>
         <w:t xml:space="preserve">1.4  Conformance to </w:t>
       </w:r>
@@ -3125,7 +3125,7 @@
       <w:pPr>
         <w:pStyle w:val="Heading2"/>
       </w:pPr>
-      <w:bookmarkStart w:id="7" w:name="_Toc241224768"/>
+      <w:bookmarkStart w:id="7" w:name="_Toc241225788"/>
       <w:r>
         <w:t>1.5  Definitions</w:t>
       </w:r>
@@ -3673,7 +3673,7 @@
       <w:pPr>
         <w:pStyle w:val="Heading2"/>
       </w:pPr>
-      <w:bookmarkStart w:id="8" w:name="_Toc241224769"/>
+      <w:bookmarkStart w:id="8" w:name="_Toc241225789"/>
       <w:r>
         <w:t>1.6  References</w:t>
       </w:r>
@@ -3970,7 +3970,7 @@
       <w:pPr>
         <w:pStyle w:val="Heading1"/>
       </w:pPr>
-      <w:bookmarkStart w:id="9" w:name="_Toc241224770"/>
+      <w:bookmarkStart w:id="9" w:name="_Toc241225790"/>
       <w:r>
         <w:lastRenderedPageBreak/>
         <w:t>2  Screen design</w:t>
@@ -3981,7 +3981,7 @@
       <w:pPr>
         <w:pStyle w:val="Heading2"/>
       </w:pPr>
-      <w:bookmarkStart w:id="10" w:name="_Toc241224771"/>
+      <w:bookmarkStart w:id="10" w:name="_Toc241225791"/>
       <w:r>
         <w:t>2.1  Design principles</w:t>
       </w:r>
@@ -4394,7 +4394,7 @@
       <w:pPr>
         <w:pStyle w:val="Heading2"/>
       </w:pPr>
-      <w:bookmarkStart w:id="11" w:name="_Toc241224772"/>
+      <w:bookmarkStart w:id="11" w:name="_Toc241225792"/>
       <w:r>
         <w:t>2.2  Visual design system</w:t>
       </w:r>
@@ -5534,7 +5534,7 @@
       <w:pPr>
         <w:pStyle w:val="Heading2"/>
       </w:pPr>
-      <w:bookmarkStart w:id="12" w:name="_Toc241224773"/>
+      <w:bookmarkStart w:id="12" w:name="_Toc241225793"/>
       <w:r>
         <w:t>2.3  Screen inventory</w:t>
       </w:r>
@@ -9590,7 +9590,7 @@
       <w:pPr>
         <w:pStyle w:val="Heading2"/>
       </w:pPr>
-      <w:bookmarkStart w:id="13" w:name="_Toc241224774"/>
+      <w:bookmarkStart w:id="13" w:name="_Toc241225794"/>
       <w:r>
         <w:t>2.4  Screen transition diagrams</w:t>
       </w:r>
@@ -9766,7 +9766,7 @@
       <w:pPr>
         <w:pStyle w:val="Heading2"/>
       </w:pPr>
-      <w:bookmarkStart w:id="14" w:name="_Toc241224775"/>
+      <w:bookmarkStart w:id="14" w:name="_Toc241225795"/>
       <w:r>
         <w:t xml:space="preserve">2.5  </w:t>
       </w:r>
@@ -10869,7 +10869,7 @@
       <w:pPr>
         <w:pStyle w:val="Heading2"/>
       </w:pPr>
-      <w:bookmarkStart w:id="15" w:name="_Toc241224776"/>
+      <w:bookmarkStart w:id="15" w:name="_Toc241225796"/>
       <w:r>
         <w:t>2.6  Storefront screen specifications</w:t>
       </w:r>
@@ -10908,10 +10908,10 @@
         <w:t xml:space="preserve">Main bar: </w:t>
       </w:r>
       <w:r>
-        <w:t>brand (links to /), search with type-ahead (≥ 2 chars, 280 ms, 5 suggestions + “See all results”), camera button (only when image search is available), sign-in/register or user menu (account, orders, addresses, settings, sign out), wishlist and c</w:t>
+        <w:t>brand (links to /), search with type-ahead (≥ 2 chars, 280 ms, 5 suggestions + “See all results”), camera button at the right of the search box (always shown; on phones the browser offers camera or gallery), sign-in/register or user menu (account</w:t>
       </w:r>
       <w:r>
-        <w:t>art icons with count badges.</w:t>
+        <w:t>, orders, addresses, settings, sign out), wishlist and cart icons with count badges.</w:t>
       </w:r>
     </w:p>
     <w:p>
@@ -10950,13 +10950,17 @@
         <w:rPr>
           <w:b/>
         </w:rPr>
-        <w:t xml:space="preserve">Mobile (≤ 768 px): </w:t>
+        <w:lastRenderedPageBreak/>
+        <w:t>Mob</w:t>
       </w:r>
       <w:r>
-        <w:t>compact header and bottom tab bar Home ·</w:t>
+        <w:rPr>
+          <w:b/>
+        </w:rPr>
+        <w:t xml:space="preserve">ile (≤ 768 px): </w:t>
       </w:r>
       <w:r>
-        <w:t xml:space="preserve"> Categories · Cart · Wishlist · Account.</w:t>
+        <w:t>compact header and bottom tab bar Home · Categories · Cart · Wishlist · Account.</w:t>
       </w:r>
     </w:p>
     <w:p>
@@ -10964,7 +10968,6 @@
         <w:pStyle w:val="Heading3"/>
       </w:pPr>
       <w:r>
-        <w:lastRenderedPageBreak/>
         <w:t>2.6.2  SF-01 Home</w:t>
       </w:r>
     </w:p>
@@ -11111,13 +11114,13 @@
               <w:rPr>
                 <w:sz w:val="16"/>
               </w:rPr>
-              <w:t xml:space="preserve">Department rail · hero carousel · 4 promise cards / category ring chips / deal band (Hot </w:t>
-            </w:r>
-            <w:r>
-              <w:rPr>
-                <w:sz w:val="16"/>
-              </w:rPr>
-              <w:t>deals, Best-seller top 5, promo tile) / trust strip / New arrivals / Active promotions / Featured products</w:t>
+              <w:t>Department rail · hero carousel · 4</w:t>
+            </w:r>
+            <w:r>
+              <w:rPr>
+                <w:sz w:val="16"/>
+              </w:rPr>
+              <w:t xml:space="preserve"> promise cards / category ring chips / deal band (Hot deals, Best-seller top 5, promo tile) / trust strip / New arrivals / Active promotions / Featured products</w:t>
             </w:r>
           </w:p>
         </w:tc>
@@ -11156,13 +11159,13 @@
               <w:rPr>
                 <w:sz w:val="16"/>
               </w:rPr>
-              <w:t xml:space="preserve">GET /banners?placement=hero, /categories?parent=root&amp;withCounts=true, /products/featured, /products/best-sellers, </w:t>
-            </w:r>
-            <w:r>
-              <w:rPr>
-                <w:sz w:val="16"/>
-              </w:rPr>
-              <w:t>/products?sort=newest&amp;limit=6, /promotions — in parallel; refetched on language change</w:t>
+              <w:t>GET /banners?placement=hero, /categories?parent=root&amp;withCounts=true, /products/featured,</w:t>
+            </w:r>
+            <w:r>
+              <w:rPr>
+                <w:sz w:val="16"/>
+              </w:rPr>
+              <w:t xml:space="preserve"> /products/best-sellers, /products?sort=newest&amp;limit=6, /promotions — in parallel; refetched on language change</w:t>
             </w:r>
           </w:p>
         </w:tc>
@@ -11201,7 +11204,13 @@
               <w:rPr>
                 <w:sz w:val="16"/>
               </w:rPr>
-              <w:t>Carousel prev/next/dots (manual); category chip → SF-02 filtered; “See all” → SF-02 with sort/flag; product card → SF-03; Add to cart; wishlist heart</w:t>
+              <w:t xml:space="preserve">Carousel prev/next/dots (manual); category chip → SF-02 filtered; “See all” → SF-02 with sort/flag; product card → SF-03; Add to cart; </w:t>
+            </w:r>
+            <w:r>
+              <w:rPr>
+                <w:sz w:val="16"/>
+              </w:rPr>
+              <w:t>wishlist heart</w:t>
             </w:r>
           </w:p>
         </w:tc>
@@ -11240,13 +11249,7 @@
               <w:rPr>
                 <w:sz w:val="16"/>
               </w:rPr>
-              <w:t>Sk</w:t>
-            </w:r>
-            <w:r>
-              <w:rPr>
-                <w:sz w:val="16"/>
-              </w:rPr>
-              <w:t>eleton grids while loading; a failed section renders empty</w:t>
+              <w:t>Skeleton grids while loading; a failed section renders empty</w:t>
             </w:r>
           </w:p>
         </w:tc>
@@ -11408,13 +11411,13 @@
               <w:rPr>
                 <w:sz w:val="16"/>
               </w:rPr>
-              <w:t xml:space="preserve">Breadcrumb · left filter panel (Category radio, Price min/max, Brand checkboxes, Colour </w:t>
-            </w:r>
-            <w:r>
-              <w:rPr>
-                <w:sz w:val="16"/>
-              </w:rPr>
-              <w:t>swatches, Rating “&amp; up”, Availability) · toolbar (title, count, Filters toggle ≤ 1024 px, Sort) · active-filter chips · product grid · pagination</w:t>
+              <w:t xml:space="preserve">Breadcrumb · left filter panel (Category radio, Price min/max, </w:t>
+            </w:r>
+            <w:r>
+              <w:rPr>
+                <w:sz w:val="16"/>
+              </w:rPr>
+              <w:t>Brand checkboxes, Colour swatches, Rating “&amp; up”, Availability) · toolbar (title, count, Filters toggle ≤ 1024 px, Sort) · active-filter chips · product grid · pagination</w:t>
             </w:r>
           </w:p>
         </w:tc>
@@ -11453,7 +11456,13 @@
               <w:rPr>
                 <w:sz w:val="16"/>
               </w:rPr>
-              <w:t>GET /categories?withCounts=true, /products/filters?category=…, /products?{query}</w:t>
+              <w:t xml:space="preserve">GET /categories?withCounts=true, /products/filters?category=…, </w:t>
+            </w:r>
+            <w:r>
+              <w:rPr>
+                <w:sz w:val="16"/>
+              </w:rPr>
+              <w:t>/products?{query}</w:t>
             </w:r>
           </w:p>
         </w:tc>
@@ -11492,13 +11501,7 @@
               <w:rPr>
                 <w:sz w:val="16"/>
               </w:rPr>
-              <w:t>All state in</w:t>
-            </w:r>
-            <w:r>
-              <w:rPr>
-                <w:sz w:val="16"/>
-              </w:rPr>
-              <w:t xml:space="preserve"> the URL query; any filter change resets page to 1; pagination window of 5 with first/last and ellipses</w:t>
+              <w:t>All state in the URL query; any filter change resets page to 1; pagination window of 5 with first/last and ellipses</w:t>
             </w:r>
           </w:p>
         </w:tc>
@@ -11576,13 +11579,13 @@
               <w:rPr>
                 <w:sz w:val="16"/>
               </w:rPr>
-              <w:t>8-card skeleton; empty state with “Clear all filt</w:t>
-            </w:r>
-            <w:r>
-              <w:rPr>
-                <w:sz w:val="16"/>
-              </w:rPr>
-              <w:t>ers”</w:t>
+              <w:t>8-card s</w:t>
+            </w:r>
+            <w:r>
+              <w:rPr>
+                <w:sz w:val="16"/>
+              </w:rPr>
+              <w:t>keleton; empty state with “Clear all filters”</w:t>
             </w:r>
           </w:p>
         </w:tc>
@@ -11744,13 +11747,13 @@
               <w:rPr>
                 <w:sz w:val="16"/>
               </w:rPr>
-              <w:t xml:space="preserve">Breadcrumb · gallery (thumbnails + zoomable main image) · info column (brand, SKU, featured badge, name, rating/reviews/sold, price + compare + % off, short </w:t>
-            </w:r>
-            <w:r>
-              <w:rPr>
-                <w:sz w:val="16"/>
-              </w:rPr>
-              <w:t>description, colour swatches, size chips, quantity stepper, stock badge, Add to cart, Buy now, wishlist) · trust row · tabs Description / Specs / Reviews · related products</w:t>
+              <w:t xml:space="preserve">Breadcrumb · gallery (thumbnails + zoomable main image) · info column (brand, SKU, featured badge, name, </w:t>
+            </w:r>
+            <w:r>
+              <w:rPr>
+                <w:sz w:val="16"/>
+              </w:rPr>
+              <w:t>rating/reviews/sold, price + compare + % off, short description, colour swatches, size chips, quantity stepper, stock badge, Add to cart, Buy now, wishlist) · trust row · tabs Description / Specs / Reviews · related products</w:t>
             </w:r>
           </w:p>
         </w:tc>
@@ -11789,7 +11792,13 @@
               <w:rPr>
                 <w:sz w:val="16"/>
               </w:rPr>
-              <w:t>GET /products/:slug, /related, /reviews?limit=10, /reviews/summary</w:t>
+              <w:t xml:space="preserve">GET /products/:slug, </w:t>
+            </w:r>
+            <w:r>
+              <w:rPr>
+                <w:sz w:val="16"/>
+              </w:rPr>
+              <w:t>/related, /reviews?limit=10, /reviews/summary</w:t>
             </w:r>
           </w:p>
         </w:tc>
@@ -11867,7 +11876,13 @@
               <w:rPr>
                 <w:sz w:val="16"/>
               </w:rPr>
-              <w:t>Star picker 1–5 (default 5), title, comment; disabled for guests with sign-in link; POST /reviews then summary refresh</w:t>
+              <w:t xml:space="preserve">Star picker 1–5 (default 5), title, comment; disabled for guests with sign-in link; POST </w:t>
+            </w:r>
+            <w:r>
+              <w:rPr>
+                <w:sz w:val="16"/>
+              </w:rPr>
+              <w:t>/reviews then summary refresh</w:t>
             </w:r>
           </w:p>
         </w:tc>
@@ -11906,13 +11921,7 @@
               <w:rPr>
                 <w:sz w:val="16"/>
               </w:rPr>
-              <w:t>Spinner; not f</w:t>
-            </w:r>
-            <w:r>
-              <w:rPr>
-                <w:sz w:val="16"/>
-              </w:rPr>
-              <w:t>ound → empty state “Browse products”</w:t>
+              <w:t>Spinner; not found → empty state “Browse products”</w:t>
             </w:r>
           </w:p>
         </w:tc>
@@ -12074,13 +12083,13 @@
               <w:rPr>
                 <w:sz w:val="16"/>
               </w:rPr>
-              <w:t xml:space="preserve">Left (340 px; full width ≤ 860 px): photo with green box, status line, “Use detected area” / </w:t>
-            </w:r>
-            <w:r>
-              <w:rPr>
-                <w:sz w:val="16"/>
-              </w:rPr>
-              <w:t>“Search whole photo”, hint, “Try another photo”. Right: result count and grid with “N % match” labels</w:t>
+              <w:t xml:space="preserve">Left (340 px; full width ≤ 860 px): photo </w:t>
+            </w:r>
+            <w:r>
+              <w:rPr>
+                <w:sz w:val="16"/>
+              </w:rPr>
+              <w:t>with green box, status line, “Use detected area” / “Search whole photo”, hint, “Try another photo”. Right: result count and grid with “N % match” labels</w:t>
             </w:r>
           </w:p>
         </w:tc>
@@ -12158,13 +12167,7 @@
               <w:rPr>
                 <w:sz w:val="16"/>
               </w:rPr>
-              <w:t>New photo → automatic detection; adjusted</w:t>
-            </w:r>
-            <w:r>
-              <w:rPr>
-                <w:sz w:val="16"/>
-              </w:rPr>
-              <w:t xml:space="preserve"> box → new search with that box; language change → same search again</w:t>
+              <w:t>New photo → automatic detection; adjusted box → new search with that box; language change → same search again</w:t>
             </w:r>
           </w:p>
         </w:tc>
@@ -12267,10 +12270,10 @@
         <w:jc w:val="center"/>
       </w:pPr>
       <w:r>
-        <w:t>Figure 5 – SF-04 – detection on a busy background puts the box in th</w:t>
+        <w:t xml:space="preserve">Figure 5 – SF-04 </w:t>
       </w:r>
       <w:r>
-        <w:t>e wrong place (top result 26 %)</w:t>
+        <w:t>– detection on a busy background puts the box in the wrong place (top result 26 %)</w:t>
       </w:r>
     </w:p>
     <w:p>
@@ -12381,7 +12384,10 @@
         <w:jc w:val="center"/>
       </w:pPr>
       <w:r>
-        <w:t>Figure 7 – SF-04 – plain background: the box fits the cup automatically (95 %)</w:t>
+        <w:t>Figure 7 – SF-04 – plain background: the box fits the cup autom</w:t>
+      </w:r>
+      <w:r>
+        <w:t>atically (95 %)</w:t>
       </w:r>
     </w:p>
     <w:p>
@@ -12436,10 +12442,7 @@
         <w:jc w:val="center"/>
       </w:pPr>
       <w:r>
-        <w:t>Figure 8 – SF-04 – phone width, J</w:t>
-      </w:r>
-      <w:r>
-        <w:t>apanese</w:t>
+        <w:t>Figure 8 – SF-04 – phone width, Japanese</w:t>
       </w:r>
     </w:p>
     <w:p>
@@ -12594,13 +12597,13 @@
               <w:rPr>
                 <w:sz w:val="16"/>
               </w:rPr>
-              <w:t xml:space="preserve">Title “Cart (n)” with Continue shopping and Clear cart · free-shipping progress bar · line list (image, name, variant, unit price, quantity stepper, </w:t>
-            </w:r>
-            <w:r>
-              <w:rPr>
-                <w:sz w:val="16"/>
-              </w:rPr>
-              <w:t>remove, line total) · summary (subtotal, discount, shipping, tax, total) · promo code field · Proceed to checkout</w:t>
+              <w:t xml:space="preserve">Title “Cart (n)” with Continue shopping and Clear cart · free-shipping progress bar · line list </w:t>
+            </w:r>
+            <w:r>
+              <w:rPr>
+                <w:sz w:val="16"/>
+              </w:rPr>
+              <w:t>(image, name, variant, unit price, quantity stepper, remove, line total) · summary (subtotal, discount, shipping, tax, total) · promo code field · Proceed to checkout</w:t>
             </w:r>
           </w:p>
         </w:tc>
@@ -12662,7 +12665,14 @@
                 <w:b/>
                 <w:sz w:val="16"/>
               </w:rPr>
-              <w:t>Validation</w:t>
+              <w:t>Va</w:t>
+            </w:r>
+            <w:r>
+              <w:rPr>
+                <w:b/>
+                <w:sz w:val="16"/>
+              </w:rPr>
+              <w:t>lidation</w:t>
             </w:r>
           </w:p>
         </w:tc>
@@ -12678,13 +12688,7 @@
               <w:rPr>
                 <w:sz w:val="16"/>
               </w:rPr>
-              <w:t>Quantity 1..min(stock, 99); promo code upper</w:t>
-            </w:r>
-            <w:r>
-              <w:rPr>
-                <w:sz w:val="16"/>
-              </w:rPr>
-              <w:t>-cased, Apply disabled when empty; guests must sign in to use a code</w:t>
+              <w:t>Quantity 1..min(stock, 99); promo code upper-cased, Apply disabled when empty; guests must sign in to use a code</w:t>
             </w:r>
           </w:p>
         </w:tc>
@@ -12788,7 +12792,15 @@
                 <w:color w:val="15803D"/>
                 <w:sz w:val="16"/>
               </w:rPr>
-              <w:t>Field</w:t>
+              <w:t>Fiel</w:t>
+            </w:r>
+            <w:r>
+              <w:rPr>
+                <w:b/>
+                <w:color w:val="15803D"/>
+                <w:sz w:val="16"/>
+              </w:rPr>
+              <w:t>d</w:t>
             </w:r>
           </w:p>
         </w:tc>
@@ -12846,13 +12858,7 @@
               <w:rPr>
                 <w:sz w:val="16"/>
               </w:rPr>
-              <w:t xml:space="preserve">Collect address and payment </w:t>
-            </w:r>
-            <w:r>
-              <w:rPr>
-                <w:sz w:val="16"/>
-              </w:rPr>
-              <w:t>and place the order</w:t>
+              <w:t>Collect address and payment and place the order</w:t>
             </w:r>
           </w:p>
         </w:tc>
@@ -12930,13 +12936,13 @@
               <w:rPr>
                 <w:sz w:val="16"/>
               </w:rPr>
-              <w:t xml:space="preserve">Saved-address radio cards or new address: full name*, phone, street*, city*, state, ZIP*, country* (default Finland); “Save to </w:t>
-            </w:r>
-            <w:r>
-              <w:rPr>
-                <w:sz w:val="16"/>
-              </w:rPr>
-              <w:t>my addresses”</w:t>
+              <w:t>Saved-address radio cards or new address: full name*, phone, street*, city*,</w:t>
+            </w:r>
+            <w:r>
+              <w:rPr>
+                <w:sz w:val="16"/>
+              </w:rPr>
+              <w:t xml:space="preserve"> state, ZIP*, country* (default Finland); “Save to my addresses”</w:t>
             </w:r>
           </w:p>
         </w:tc>
@@ -13014,13 +13020,13 @@
               <w:rPr>
                 <w:sz w:val="16"/>
               </w:rPr>
-              <w:t>Shipping and payment cards with Edit links; items; “Place order – $total” → P</w:t>
-            </w:r>
-            <w:r>
-              <w:rPr>
-                <w:sz w:val="16"/>
-              </w:rPr>
-              <w:t>OST /orders</w:t>
+              <w:t>Shipping and payment cards</w:t>
+            </w:r>
+            <w:r>
+              <w:rPr>
+                <w:sz w:val="16"/>
+              </w:rPr>
+              <w:t xml:space="preserve"> with Edit links; items; “Place order – $total” → POST /orders</w:t>
             </w:r>
           </w:p>
         </w:tc>
@@ -13182,13 +13188,13 @@
               <w:rPr>
                 <w:sz w:val="16"/>
               </w:rPr>
-              <w:t xml:space="preserve">Check icon, order number, status badge, items, total paid, </w:t>
-            </w:r>
-            <w:r>
-              <w:rPr>
-                <w:sz w:val="16"/>
-              </w:rPr>
-              <w:t>carrier, tracking number, estimated delivery</w:t>
+              <w:t xml:space="preserve">Check icon, </w:t>
+            </w:r>
+            <w:r>
+              <w:rPr>
+                <w:sz w:val="16"/>
+              </w:rPr>
+              <w:t>order number, status badge, items, total paid, carrier, tracking number, estimated delivery</w:t>
             </w:r>
           </w:p>
         </w:tc>
@@ -13350,13 +13356,13 @@
               <w:rPr>
                 <w:sz w:val="16"/>
               </w:rPr>
-              <w:t xml:space="preserve">Status chips (all, pending, processing, shipped, delivered, cancelled) · order cards (number, date, </w:t>
-            </w:r>
-            <w:r>
-              <w:rPr>
-                <w:sz w:val="16"/>
-              </w:rPr>
-              <w:t>total, status badge, up to 3 items, “+N more”) · pagination (8 per page)</w:t>
+              <w:t xml:space="preserve">Status chips (all, pending, processing, shipped, </w:t>
+            </w:r>
+            <w:r>
+              <w:rPr>
+                <w:sz w:val="16"/>
+              </w:rPr>
+              <w:t>delivered, cancelled) · order cards (number, date, total, status badge, up to 3 items, “+N more”) · pagination (8 per page)</w:t>
             </w:r>
           </w:p>
         </w:tc>
@@ -13557,13 +13563,7 @@
               <w:rPr>
                 <w:sz w:val="16"/>
               </w:rPr>
-              <w:t>Header (order no., date,</w:t>
-            </w:r>
-            <w:r>
-              <w:rPr>
-                <w:sz w:val="16"/>
-              </w:rPr>
-              <w:t xml:space="preserve"> status, Cancel order) · tracking card (carrier, tracking no., ETA, timeline) · items · payment summary · shipping address</w:t>
+              <w:t>Header (order no., date, status, Cancel order) · tracking card (carrier, tracking no., ETA, timeline) · items · payment summary · shipping address</w:t>
             </w:r>
           </w:p>
         </w:tc>
@@ -13641,13 +13641,13 @@
               <w:rPr>
                 <w:sz w:val="16"/>
               </w:rPr>
-              <w:t xml:space="preserve">Cancel shown only for pending/processing; confirmation </w:t>
-            </w:r>
-            <w:r>
-              <w:rPr>
-                <w:sz w:val="16"/>
-              </w:rPr>
-              <w:t>dialog; cancelled orders show the reason</w:t>
+              <w:t xml:space="preserve">Cancel </w:t>
+            </w:r>
+            <w:r>
+              <w:rPr>
+                <w:sz w:val="16"/>
+              </w:rPr>
+              <w:t>shown only for pending/processing; confirmation dialog; cancelled orders show the reason</w:t>
             </w:r>
           </w:p>
         </w:tc>
@@ -13809,13 +13809,13 @@
               <w:rPr>
                 <w:sz w:val="16"/>
               </w:rPr>
-              <w:t xml:space="preserve">Name, e-mail (read-only), phone, preferred language, member since → PATCH </w:t>
-            </w:r>
-            <w:r>
-              <w:rPr>
-                <w:sz w:val="16"/>
-              </w:rPr>
-              <w:t>/users/profile</w:t>
+              <w:t xml:space="preserve">Name, e-mail (read-only), </w:t>
+            </w:r>
+            <w:r>
+              <w:rPr>
+                <w:sz w:val="16"/>
+              </w:rPr>
+              <w:t>phone, preferred language, member since → PATCH /users/profile</w:t>
             </w:r>
           </w:p>
         </w:tc>
@@ -13894,13 +13894,13 @@
               <w:rPr>
                 <w:sz w:val="16"/>
               </w:rPr>
-              <w:t xml:space="preserve">Current password*, new password* (≥ 6), confirm*; mismatch → error; success → </w:t>
-            </w:r>
-            <w:r>
-              <w:rPr>
-                <w:sz w:val="16"/>
-              </w:rPr>
-              <w:t>sign out and SF-12</w:t>
+              <w:t xml:space="preserve">Current password*, new password* </w:t>
+            </w:r>
+            <w:r>
+              <w:rPr>
+                <w:sz w:val="16"/>
+              </w:rPr>
+              <w:t>(≥ 6), confirm*; mismatch → error; success → sign out and SF-12</w:t>
             </w:r>
           </w:p>
         </w:tc>
@@ -14591,7 +14591,7 @@
       <w:pPr>
         <w:pStyle w:val="Heading2"/>
       </w:pPr>
-      <w:bookmarkStart w:id="16" w:name="_Toc241224777"/>
+      <w:bookmarkStart w:id="16" w:name="_Toc241225797"/>
       <w:r>
         <w:t>2.7  Admin panel screen specifications</w:t>
       </w:r>
@@ -14599,10 +14599,13 @@
     </w:p>
     <w:p>
       <w:r>
-        <w:t xml:space="preserve">Layout for all pages: left sidebar grouped Overview / Catalog / </w:t>
+        <w:t xml:space="preserve">Layout for all pages: left </w:t>
       </w:r>
       <w:r>
-        <w:t>Sales / Engagement / Insights with Storefront link and Sign out; top bar with menu toggle, page title, language switcher and user chip. Tables page at 20 rows; search boxes debounce 260 ms; deletes use a confirmation modal.</w:t>
+        <w:t>sidebar grouped Overview / Catalog / Sales / Engagement / Insights with Storefront link and Sign out; top bar with menu toggle, page title, language switcher and user chip. Tables page at 20 rows; search boxes debounce 260 ms; deletes use a confirmation mo</w:t>
+      </w:r>
+      <w:r>
+        <w:t>dal.</w:t>
       </w:r>
     </w:p>
     <w:p>
@@ -14879,13 +14882,7 @@
               <w:rPr>
                 <w:sz w:val="16"/>
               </w:rPr>
-              <w:t xml:space="preserve">Range chips 7 Days · 30 </w:t>
-            </w:r>
-            <w:r>
-              <w:rPr>
-                <w:sz w:val="16"/>
-              </w:rPr>
-              <w:t>Days (default) · 3 Months · 1 Year</w:t>
+              <w:t>Range chips 7 Days · 30 Days (default) · 3 Months · 1 Year</w:t>
             </w:r>
           </w:p>
         </w:tc>
@@ -14963,13 +14960,13 @@
               <w:rPr>
                 <w:sz w:val="16"/>
               </w:rPr>
-              <w:t xml:space="preserve">Sales overview (area, revenue per day); Sales by category (donut, top 5 + Other); Customer </w:t>
-            </w:r>
-            <w:r>
-              <w:rPr>
-                <w:sz w:val="16"/>
-              </w:rPr>
-              <w:t>growth (area, 6 months)</w:t>
+              <w:t xml:space="preserve">Sales overview (area, revenue per day); Sales by category </w:t>
+            </w:r>
+            <w:r>
+              <w:rPr>
+                <w:sz w:val="16"/>
+              </w:rPr>
+              <w:t>(donut, top 5 + Other); Customer growth (area, 6 months)</w:t>
             </w:r>
           </w:p>
         </w:tc>
@@ -15047,7 +15044,13 @@
               <w:rPr>
                 <w:sz w:val="16"/>
               </w:rPr>
-              <w:t>Spinner “Loading dashboard…”; error → empty state “Could not load the dashboard”</w:t>
+              <w:t xml:space="preserve">Spinner “Loading dashboard…”; error → empty state “Could not load the </w:t>
+            </w:r>
+            <w:r>
+              <w:rPr>
+                <w:sz w:val="16"/>
+              </w:rPr>
+              <w:t>dashboard”</w:t>
             </w:r>
           </w:p>
         </w:tc>
@@ -15063,10 +15066,7 @@
         <w:pStyle w:val="Heading3"/>
       </w:pPr>
       <w:r>
-        <w:t>2.7.3  AD-03 Product</w:t>
-      </w:r>
-      <w:r>
-        <w:t>s</w:t>
+        <w:t>2.7.3  AD-03 Products</w:t>
       </w:r>
     </w:p>
     <w:tbl>
@@ -15212,7 +15212,13 @@
               <w:rPr>
                 <w:sz w:val="16"/>
               </w:rPr>
-              <w:t>Search, category, status (active/inactive), stock (low/out)</w:t>
+              <w:t xml:space="preserve">Search, category, status </w:t>
+            </w:r>
+            <w:r>
+              <w:rPr>
+                <w:sz w:val="16"/>
+              </w:rPr>
+              <w:t>(active/inactive), stock (low/out)</w:t>
             </w:r>
           </w:p>
         </w:tc>
@@ -15290,13 +15296,13 @@
               <w:rPr>
                 <w:sz w:val="16"/>
               </w:rPr>
-              <w:t xml:space="preserve">Name*, brand, category*, currency USD/REM, price* ≥ 0, compare at, </w:t>
-            </w:r>
-            <w:r>
-              <w:rPr>
-                <w:sz w:val="16"/>
-              </w:rPr>
-              <w:t>cost, stock* ≥ 0, colours, short description (≤ 300), description, tags, images (upload ≤ 8, remove), Active, Featured, Free shipping, zh/ja translations</w:t>
+              <w:t>Name*, brand, category*, currency</w:t>
+            </w:r>
+            <w:r>
+              <w:rPr>
+                <w:sz w:val="16"/>
+              </w:rPr>
+              <w:t xml:space="preserve"> USD/REM, price* ≥ 0, compare at, cost, stock* ≥ 0, colours, short description (≤ 300), description, tags, images (upload ≤ 8, remove), Active, Featured, Free shipping, zh/ja translations</w:t>
             </w:r>
           </w:p>
         </w:tc>
@@ -15335,13 +15341,13 @@
               <w:rPr>
                 <w:sz w:val="16"/>
               </w:rPr>
-              <w:t xml:space="preserve">Server errors mapped under fields; warning toast if image indexing failed; delete confirmation </w:t>
-            </w:r>
-            <w:r>
-              <w:rPr>
-                <w:sz w:val="16"/>
-              </w:rPr>
-              <w:t>mentions reviews are deleted too</w:t>
+              <w:t>Server errors mapped under fields; warning toast if image ind</w:t>
+            </w:r>
+            <w:r>
+              <w:rPr>
+                <w:sz w:val="16"/>
+              </w:rPr>
+              <w:t>exing failed; delete confirmation mentions reviews are deleted too</w:t>
             </w:r>
           </w:p>
         </w:tc>
@@ -15464,13 +15470,13 @@
               <w:rPr>
                 <w:sz w:val="16"/>
               </w:rPr>
-              <w:t xml:space="preserve">Each image thumbnail shows its area as a small green rectangle (dashed when adjusted by staff); a spinner while detection runs. </w:t>
-            </w:r>
-            <w:r>
-              <w:rPr>
-                <w:sz w:val="16"/>
-              </w:rPr>
-              <w:t>Hint: “The green box on each image marks the detected product. Click an image to adjust it.”</w:t>
+              <w:t xml:space="preserve">Each image thumbnail shows its area as a small green rectangle (dashed when adjusted by staff); a </w:t>
+            </w:r>
+            <w:r>
+              <w:rPr>
+                <w:sz w:val="16"/>
+              </w:rPr>
+              <w:t>spinner while detection runs. Hint: “The green box on each image marks the detected product. Click an image to adjust it.”</w:t>
             </w:r>
           </w:p>
         </w:tc>
@@ -15509,13 +15515,13 @@
               <w:rPr>
                 <w:sz w:val="16"/>
               </w:rPr>
-              <w:t>Clicking a thumbnail opens the inline panel “Product area for image search” below the images: status badge (Detected automatically / Adjusted by you / Noth</w:t>
-            </w:r>
-            <w:r>
-              <w:rPr>
-                <w:sz w:val="16"/>
-              </w:rPr>
-              <w:t>ing stood out / Not detected yet), the photo with the green box, hint, buttons Detect again · Use whole image · Done</w:t>
+              <w:t>Clicking a thumbnail opens the inline panel “Product area for image search” below the images: status badge (Detected automati</w:t>
+            </w:r>
+            <w:r>
+              <w:rPr>
+                <w:sz w:val="16"/>
+              </w:rPr>
+              <w:t>cally / Adjusted by you / Nothing stood out / Not detected yet), the photo with the green box, hint, buttons Detect again · Use whole image · Done</w:t>
             </w:r>
           </w:p>
         </w:tc>
@@ -15593,13 +15599,7 @@
               <w:rPr>
                 <w:sz w:val="16"/>
               </w:rPr>
-              <w:t xml:space="preserve">Adjusting sets auto = </w:t>
-            </w:r>
-            <w:r>
-              <w:rPr>
-                <w:sz w:val="16"/>
-              </w:rPr>
-              <w:t>false; removing an image removes its region; the editor is inline (not a nested dialog) so Esc still closes only the product dialog</w:t>
+              <w:t>Adjusting sets auto = false; removing an image removes its region; the editor is inline (not a nested dialog) so Esc still closes only the product dialog</w:t>
             </w:r>
           </w:p>
         </w:tc>
@@ -15719,7 +15719,15 @@
                 <w:color w:val="15803D"/>
                 <w:sz w:val="16"/>
               </w:rPr>
-              <w:t>Field</w:t>
+              <w:t>Fie</w:t>
+            </w:r>
+            <w:r>
+              <w:rPr>
+                <w:b/>
+                <w:color w:val="15803D"/>
+                <w:sz w:val="16"/>
+              </w:rPr>
+              <w:t>ld</w:t>
             </w:r>
           </w:p>
         </w:tc>
@@ -15777,13 +15785,7 @@
               <w:rPr>
                 <w:sz w:val="16"/>
               </w:rPr>
-              <w:t xml:space="preserve">Name </w:t>
-            </w:r>
-            <w:r>
-              <w:rPr>
-                <w:sz w:val="16"/>
-              </w:rPr>
-              <w:t>(image), slug, parent, product count, order, status (Active/Hidden), actions</w:t>
+              <w:t>Name (image), slug, parent, product count, order, status (Active/Hidden), actions</w:t>
             </w:r>
           </w:p>
         </w:tc>
@@ -15862,13 +15864,13 @@
               <w:rPr>
                 <w:sz w:val="16"/>
               </w:rPr>
-              <w:t xml:space="preserve">Delete refused (409) while products or </w:t>
-            </w:r>
-            <w:r>
-              <w:rPr>
-                <w:sz w:val="16"/>
-              </w:rPr>
-              <w:t>children exist</w:t>
+              <w:t xml:space="preserve">Delete </w:t>
+            </w:r>
+            <w:r>
+              <w:rPr>
+                <w:sz w:val="16"/>
+              </w:rPr>
+              <w:t>refused (409) while products or children exist</w:t>
             </w:r>
           </w:p>
         </w:tc>
@@ -16069,13 +16071,7 @@
               <w:rPr>
                 <w:sz w:val="16"/>
               </w:rPr>
-              <w:t xml:space="preserve">New stock must be a number ≥ </w:t>
-            </w:r>
-            <w:r>
-              <w:rPr>
-                <w:sz w:val="16"/>
-              </w:rPr>
-              <w:t>0; success toast “{name} restocked to {n}” and reload</w:t>
+              <w:t>New stock must be a number ≥ 0; success toast “{name} restocked to {n}” and reload</w:t>
             </w:r>
           </w:p>
         </w:tc>
@@ -16237,13 +16233,13 @@
               <w:rPr>
                 <w:sz w:val="16"/>
               </w:rPr>
-              <w:t xml:space="preserve">Order ID, date, customer (name, e-mail), items, </w:t>
-            </w:r>
-            <w:r>
-              <w:rPr>
-                <w:sz w:val="16"/>
-              </w:rPr>
-              <w:t>total, payment badge, status badge, View</w:t>
+              <w:t xml:space="preserve">Order ID, </w:t>
+            </w:r>
+            <w:r>
+              <w:rPr>
+                <w:sz w:val="16"/>
+              </w:rPr>
+              <w:t>date, customer (name, e-mail), items, total, payment badge, status badge, View</w:t>
             </w:r>
           </w:p>
         </w:tc>
@@ -16282,13 +16278,13 @@
               <w:rPr>
                 <w:sz w:val="16"/>
               </w:rPr>
-              <w:t xml:space="preserve">Status and payment badges; carrier + tracking inputs with Save; customer and shipping cards; items; totals; timeline; optional status note; “Mark as {next status}” buttons (Cancel in red) or “No </w:t>
-            </w:r>
-            <w:r>
-              <w:rPr>
-                <w:sz w:val="16"/>
-              </w:rPr>
-              <w:t>further changes”</w:t>
+              <w:t>Status and payment badges; carrier + tracking inputs with Save; customer and shipping cards; items; totals; timeline; optional status note; “Mark as {next status}”</w:t>
+            </w:r>
+            <w:r>
+              <w:rPr>
+                <w:sz w:val="16"/>
+              </w:rPr>
+              <w:t xml:space="preserve"> buttons (Cancel in red) or “No further changes”</w:t>
             </w:r>
           </w:p>
         </w:tc>
@@ -16450,13 +16446,7 @@
               <w:rPr>
                 <w:sz w:val="16"/>
               </w:rPr>
-              <w:t>Search, status filter,</w:t>
-            </w:r>
-            <w:r>
-              <w:rPr>
-                <w:sz w:val="16"/>
-              </w:rPr>
-              <w:t xml:space="preserve"> Export CSV</w:t>
+              <w:t>Search, status filter, Export CSV</w:t>
             </w:r>
           </w:p>
         </w:tc>
@@ -16573,13 +16563,13 @@
               <w:rPr>
                 <w:sz w:val="16"/>
               </w:rPr>
-              <w:t xml:space="preserve">Downloads customers.csv (all customers, localised headers, UTF-8 </w:t>
-            </w:r>
-            <w:r>
-              <w:rPr>
-                <w:sz w:val="16"/>
-              </w:rPr>
-              <w:t>BOM)</w:t>
+              <w:t xml:space="preserve">Downloads customers.csv (all </w:t>
+            </w:r>
+            <w:r>
+              <w:rPr>
+                <w:sz w:val="16"/>
+              </w:rPr>
+              <w:t>customers, localised headers, UTF-8 BOM)</w:t>
             </w:r>
           </w:p>
         </w:tc>
@@ -16741,13 +16731,13 @@
               <w:rPr>
                 <w:sz w:val="16"/>
               </w:rPr>
-              <w:t>Code* (≥ 3, upper case), type* percent/fixed, description,</w:t>
-            </w:r>
-            <w:r>
-              <w:rPr>
-                <w:sz w:val="16"/>
-              </w:rPr>
-              <w:t xml:space="preserve"> value* ≥ 0, min purchase, max discount (0 = uncapped), usage limit (0 = unlimited), expiry date, Active</w:t>
+              <w:t xml:space="preserve">Code* (≥ 3, upper </w:t>
+            </w:r>
+            <w:r>
+              <w:rPr>
+                <w:sz w:val="16"/>
+              </w:rPr>
+              <w:t>case), type* percent/fixed, description, value* ≥ 0, min purchase, max discount (0 = uncapped), usage limit (0 = unlimited), expiry date, Active</w:t>
             </w:r>
           </w:p>
         </w:tc>
@@ -16909,13 +16899,13 @@
               <w:rPr>
                 <w:sz w:val="16"/>
               </w:rPr>
-              <w:t xml:space="preserve">Product, customer (Verified badge), stars, title + </w:t>
-            </w:r>
-            <w:r>
-              <w:rPr>
-                <w:sz w:val="16"/>
-              </w:rPr>
-              <w:t>comment, date, status, Publish/Hide toggle, Delete</w:t>
+              <w:t xml:space="preserve">Product, </w:t>
+            </w:r>
+            <w:r>
+              <w:rPr>
+                <w:sz w:val="16"/>
+              </w:rPr>
+              <w:t>customer (Verified badge), stars, title + comment, date, status, Publish/Hide toggle, Delete</w:t>
             </w:r>
           </w:p>
         </w:tc>
@@ -17038,7 +17028,13 @@
               <w:rPr>
                 <w:sz w:val="16"/>
               </w:rPr>
-              <w:t>Card grid: image, placement badge (Homepage hero / Promo strip / Mobile app), Live/Hidden, title, subtitle, CTA, Edit, Delete</w:t>
+              <w:t xml:space="preserve">Card grid: image, placement badge (Homepage hero / Promo strip / Mobile app), Live/Hidden, title, </w:t>
+            </w:r>
+            <w:r>
+              <w:rPr>
+                <w:sz w:val="16"/>
+              </w:rPr>
+              <w:t>subtitle, CTA, Edit, Delete</w:t>
             </w:r>
           </w:p>
         </w:tc>
@@ -17201,13 +17197,13 @@
               <w:rPr>
                 <w:sz w:val="16"/>
               </w:rPr>
-              <w:t xml:space="preserve">Range chips (default 3 months); KPI cards Revenue, Orders, Average order value, Active </w:t>
-            </w:r>
-            <w:r>
-              <w:rPr>
-                <w:sz w:val="16"/>
-              </w:rPr>
-              <w:t>products; line chart orders per day; bar chart revenue by category; bar chart new customers per month (12); best-selling products table (units, revenue, stock)</w:t>
+              <w:t xml:space="preserve">Range chips (default 3 months); KPI cards </w:t>
+            </w:r>
+            <w:r>
+              <w:rPr>
+                <w:sz w:val="16"/>
+              </w:rPr>
+              <w:t>Revenue, Orders, Average order value, Active products; line chart orders per day; bar chart revenue by category; bar chart new customers per month (12); best-selling products table (units, revenue, stock)</w:t>
             </w:r>
           </w:p>
         </w:tc>
@@ -17330,13 +17326,7 @@
               <w:rPr>
                 <w:sz w:val="16"/>
               </w:rPr>
-              <w:t xml:space="preserve">Account card (name, e-mail, role, last </w:t>
-            </w:r>
-            <w:r>
-              <w:rPr>
-                <w:sz w:val="16"/>
-              </w:rPr>
-              <w:t>sign-in, panel language); environment card (API and asset URLs, storefront link); change password form (current*, new* ≥ 6, confirm*)</w:t>
+              <w:t>Account card (name, e-mail, role, last sign-in, panel language); environment card (API and asset URLs, storefront link); change password form (current*, new* ≥ 6, confirm*)</w:t>
             </w:r>
           </w:p>
         </w:tc>
@@ -17391,7 +17381,10 @@
         <w:pStyle w:val="Heading3"/>
       </w:pPr>
       <w:r>
-        <w:t>2.7.14  AD-13 Administrators</w:t>
+        <w:t xml:space="preserve">2.7.14  AD-13 </w:t>
+      </w:r>
+      <w:r>
+        <w:t>Administrators</w:t>
       </w:r>
     </w:p>
     <w:tbl>
@@ -17498,13 +17491,7 @@
               <w:rPr>
                 <w:sz w:val="16"/>
               </w:rPr>
-              <w:t xml:space="preserve">Menu shown </w:t>
-            </w:r>
-            <w:r>
-              <w:rPr>
-                <w:sz w:val="16"/>
-              </w:rPr>
-              <w:t>to super admins only; API returns 403 to others</w:t>
+              <w:t>Menu shown to super admins only; API returns 403 to others</w:t>
             </w:r>
           </w:p>
         </w:tc>
@@ -17582,13 +17569,13 @@
               <w:rPr>
                 <w:sz w:val="16"/>
               </w:rPr>
-              <w:t xml:space="preserve">Full name*, e-mail* (not editable later), password </w:t>
-            </w:r>
-            <w:r>
-              <w:rPr>
-                <w:sz w:val="16"/>
-              </w:rPr>
-              <w:t>(required on create, ≥ 6; blank keeps), role manager/admin, section checkboxes (7), Account active</w:t>
+              <w:t xml:space="preserve">Full </w:t>
+            </w:r>
+            <w:r>
+              <w:rPr>
+                <w:sz w:val="16"/>
+              </w:rPr>
+              <w:t>name*, e-mail* (not editable later), password (required on create, ≥ 6; blank keeps), role manager/admin, section checkboxes (7), Account active</w:t>
             </w:r>
           </w:p>
         </w:tc>
@@ -17603,7 +17590,7 @@
       <w:pPr>
         <w:pStyle w:val="Heading2"/>
       </w:pPr>
-      <w:bookmarkStart w:id="17" w:name="_Toc241224778"/>
+      <w:bookmarkStart w:id="17" w:name="_Toc241225798"/>
       <w:r>
         <w:t>2.8  Android screen specifications</w:t>
       </w:r>
@@ -17611,10 +17598,10 @@
     </w:p>
     <w:p>
       <w:r>
-        <w:t xml:space="preserve">Material 3 light theme (primary #16A34A). Activities slide horizontally; tabs and splash cross-fade. Pull-to-refresh on </w:t>
+        <w:t>Material 3 light theme (primary #16A34A). Activities slide horizontally; t</w:t>
       </w:r>
       <w:r>
-        <w:t>lists; snackbars for errors; guests who try a member action are sent to AN-02.</w:t>
+        <w:t>abs and splash cross-fade. Pull-to-refresh on lists; snackbars for errors; guests who try a member action are sent to AN-02.</w:t>
       </w:r>
     </w:p>
     <w:p>
@@ -17745,7 +17732,10 @@
         <w:pStyle w:val="Heading3"/>
       </w:pPr>
       <w:r>
-        <w:t>2.8.2  AN-02 Sign in</w:t>
+        <w:t xml:space="preserve">2.8.2  </w:t>
+      </w:r>
+      <w:r>
+        <w:t>AN-02 Sign in</w:t>
       </w:r>
     </w:p>
     <w:tbl>
@@ -17907,7 +17897,10 @@
         <w:pStyle w:val="Heading3"/>
       </w:pPr>
       <w:r>
-        <w:t>2.8.3  AN-03 Register</w:t>
+        <w:t xml:space="preserve">2.8.3  AN-03 </w:t>
+      </w:r>
+      <w:r>
+        <w:t>Register</w:t>
       </w:r>
     </w:p>
     <w:tbl>
@@ -18014,13 +18007,7 @@
               <w:rPr>
                 <w:sz w:val="16"/>
               </w:rPr>
-              <w:t xml:space="preserve">Full </w:t>
-            </w:r>
-            <w:r>
-              <w:rPr>
-                <w:sz w:val="16"/>
-              </w:rPr>
-              <w:t>name (≥ 2), e-mail, phone (optional), password (≥ 6), confirm (must match), Sign up</w:t>
+              <w:t>Full name (≥ 2), e-mail, phone (optional), password (≥ 6), confirm (must match), Sign up</w:t>
             </w:r>
           </w:p>
         </w:tc>
@@ -18174,10 +18161,7 @@
       </w:pPr>
       <w:r>
         <w:lastRenderedPageBreak/>
-        <w:t xml:space="preserve">2.8.5  </w:t>
-      </w:r>
-      <w:r>
-        <w:t>AN-05 Home tab</w:t>
+        <w:t>2.8.5  AN-05 Home tab</w:t>
       </w:r>
     </w:p>
     <w:tbl>
@@ -18284,7 +18268,13 @@
               <w:rPr>
                 <w:sz w:val="16"/>
               </w:rPr>
-              <w:t>Search bar with camera icon (visible when image search available) and wishlist icon; hero ViewPager2 (auto-advance 5 s); category chips; Featured row; Best-seller 2-column grid; “See all” links</w:t>
+              <w:t xml:space="preserve">Search bar with camera icon at its right (always shown; tap → Camera / Gallery dialog, then </w:t>
+            </w:r>
+            <w:r>
+              <w:rPr>
+                <w:sz w:val="16"/>
+              </w:rPr>
+              <w:t>AN-09 opens that picker) and wishlist icon; hero ViewPager2 (auto-advance 5 s); category chips; Featured row; Best-seller 2-column grid; “See all” links</w:t>
             </w:r>
           </w:p>
         </w:tc>
@@ -18323,13 +18313,7 @@
               <w:rPr>
                 <w:sz w:val="16"/>
               </w:rPr>
-              <w:t>banners, root</w:t>
-            </w:r>
-            <w:r>
-              <w:rPr>
-                <w:sz w:val="16"/>
-              </w:rPr>
-              <w:t xml:space="preserve"> categories, featured, best sellers, visual-search status</w:t>
+              <w:t>banners, root categories, featured, best sellers, visual-search status</w:t>
             </w:r>
           </w:p>
         </w:tc>
@@ -18345,7 +18329,10 @@
         <w:pStyle w:val="Heading3"/>
       </w:pPr>
       <w:r>
-        <w:t>2.8.6  AN-06 Categories tab</w:t>
+        <w:t xml:space="preserve">2.8.6  AN-06 Categories </w:t>
+      </w:r>
+      <w:r>
+        <w:t>tab</w:t>
       </w:r>
     </w:p>
     <w:tbl>
@@ -18575,13 +18562,13 @@
               <w:rPr>
                 <w:sz w:val="16"/>
               </w:rPr>
-              <w:t>“Your cart</w:t>
-            </w:r>
-            <w:r>
-              <w:rPr>
-                <w:sz w:val="16"/>
-              </w:rPr>
-              <w:t xml:space="preserve"> (n)”, Clear, free-shipping hint, item list with steppers and remove, promo field + Apply, applied-coupon row, summary card, Checkout</w:t>
+              <w:t xml:space="preserve">“Your cart (n)”, Clear, free-shipping hint, item list with steppers and remove, promo field + </w:t>
+            </w:r>
+            <w:r>
+              <w:rPr>
+                <w:sz w:val="16"/>
+              </w:rPr>
+              <w:t>Apply, applied-coupon row, summary card, Checkout</w:t>
             </w:r>
           </w:p>
         </w:tc>
@@ -18743,7 +18730,13 @@
               <w:rPr>
                 <w:sz w:val="16"/>
               </w:rPr>
-              <w:t>Toolbar title, search (320 ms debounce), camera button, sort dialog, result count, 2-column grid with endless scroll (page 12)</w:t>
+              <w:t xml:space="preserve">Toolbar title, search (320 ms debounce), camera button right of the </w:t>
+            </w:r>
+            <w:r>
+              <w:rPr>
+                <w:sz w:val="16"/>
+              </w:rPr>
+              <w:t>search field (Camera / Gallery dialog), sort dialog, result count, 2-column grid with endless scroll (page 12)</w:t>
             </w:r>
           </w:p>
         </w:tc>
@@ -18866,13 +18859,13 @@
               <w:rPr>
                 <w:sz w:val="16"/>
               </w:rPr>
-              <w:t xml:space="preserve">Camera / Gallery buttons; </w:t>
-            </w:r>
-            <w:r>
-              <w:rPr>
-                <w:sz w:val="16"/>
-              </w:rPr>
-              <w:t>RegionSelectorView (220 dp high, fit-centre photo with green box and 8 handles); status line; text buttons “Use detected area” and “Whole photo”; result count; 2-column results with “% match”</w:t>
+              <w:t xml:space="preserve">Camera / Gallery buttons; RegionSelectorView (220 dp high, fit-centre photo </w:t>
+            </w:r>
+            <w:r>
+              <w:rPr>
+                <w:sz w:val="16"/>
+              </w:rPr>
+              <w:t>with green box and 8 handles); status line; text buttons “Use detected area” and “Whole photo”; result count; 2-column results with “% match”</w:t>
             </w:r>
           </w:p>
         </w:tc>
@@ -18911,13 +18904,13 @@
               <w:rPr>
                 <w:sz w:val="16"/>
               </w:rPr>
-              <w:t xml:space="preserve">Photo → on-device detection (320 px) → crop → </w:t>
-            </w:r>
-            <w:r>
-              <w:rPr>
-                <w:sz w:val="16"/>
-              </w:rPr>
-              <w:t>on-device embedding → vector search. Box change → re-crop and search. No model → upload; the server's region is drawn. Rotation keeps the user's box</w:t>
+              <w:t>Photo → on-device detection (320 px) → crop → on-device embedding → vector search. Box change → re-crop</w:t>
+            </w:r>
+            <w:r>
+              <w:rPr>
+                <w:sz w:val="16"/>
+              </w:rPr>
+              <w:t xml:space="preserve"> and search. No model → upload; the server's region is drawn. Rotation keeps the user's box</w:t>
             </w:r>
           </w:p>
         </w:tc>
@@ -19020,10 +19013,7 @@
         <w:jc w:val="center"/>
       </w:pPr>
       <w:r>
-        <w:t>Figu</w:t>
-      </w:r>
-      <w:r>
-        <w:t>re 10 – AN-09 wireframe</w:t>
+        <w:t>Figure 10 – AN-09 wireframe</w:t>
       </w:r>
     </w:p>
     <w:p>
@@ -19080,7 +19070,15 @@
                 <w:color w:val="15803D"/>
                 <w:sz w:val="16"/>
               </w:rPr>
-              <w:t>Field</w:t>
+              <w:t>Fiel</w:t>
+            </w:r>
+            <w:r>
+              <w:rPr>
+                <w:b/>
+                <w:color w:val="15803D"/>
+                <w:sz w:val="16"/>
+              </w:rPr>
+              <w:t>d</w:t>
             </w:r>
           </w:p>
         </w:tc>
@@ -19138,13 +19136,13 @@
               <w:rPr>
                 <w:sz w:val="16"/>
               </w:rPr>
-              <w:t xml:space="preserve">Image pager with dots, discount badge, wishlist, brand · SKU, name, rating, sold, price/compare, stock badge, variant chips, stepper, shipping/warranty/returns badges, </w:t>
-            </w:r>
-            <w:r>
-              <w:rPr>
-                <w:sz w:val="16"/>
-              </w:rPr>
-              <w:t>description, 5 reviews + Write review dialog, related row, bottom bar Add to cart / Buy now</w:t>
+              <w:t xml:space="preserve">Image pager with dots, discount badge, wishlist, brand · SKU, name, rating, sold, price/compare, stock badge, variant chips, stepper, shipping/warranty/returns badges, description, 5 reviews + Write review dialog, related row, </w:t>
+            </w:r>
+            <w:r>
+              <w:rPr>
+                <w:sz w:val="16"/>
+              </w:rPr>
+              <w:t>bottom bar Add to cart / Buy now</w:t>
             </w:r>
           </w:p>
         </w:tc>
@@ -19267,13 +19265,7 @@
               <w:rPr>
                 <w:sz w:val="16"/>
               </w:rPr>
-              <w:t xml:space="preserve">Address radio group + Add address dialog; payment radio group; card box (number, name); order summary; “Place </w:t>
-            </w:r>
-            <w:r>
-              <w:rPr>
-                <w:sz w:val="16"/>
-              </w:rPr>
-              <w:t>order · $total”</w:t>
+              <w:t>Address radio group + Add address dialog; payment radio group; card box (number, name); order summary; “Place order · $total”</w:t>
             </w:r>
           </w:p>
         </w:tc>
@@ -19312,7 +19304,13 @@
               <w:rPr>
                 <w:sz w:val="16"/>
               </w:rPr>
-              <w:t>Required address fields; card number ≥ 12 digits</w:t>
+              <w:t xml:space="preserve">Required address fields; card </w:t>
+            </w:r>
+            <w:r>
+              <w:rPr>
+                <w:sz w:val="16"/>
+              </w:rPr>
+              <w:t>number ≥ 12 digits</w:t>
             </w:r>
           </w:p>
         </w:tc>
@@ -19559,7 +19557,13 @@
               <w:rPr>
                 <w:sz w:val="16"/>
               </w:rPr>
-              <w:t>Status chips, order list with endless scroll (10), pull to refresh</w:t>
+              <w:t xml:space="preserve">Status chips, order list with </w:t>
+            </w:r>
+            <w:r>
+              <w:rPr>
+                <w:sz w:val="16"/>
+              </w:rPr>
+              <w:t>endless scroll (10), pull to refresh</w:t>
             </w:r>
           </w:p>
         </w:tc>
@@ -19682,13 +19686,7 @@
               <w:rPr>
                 <w:sz w:val="16"/>
               </w:rPr>
-              <w:t xml:space="preserve">Number, date, status, tracking, timeline, items, totals, payment, address, Cancel order </w:t>
-            </w:r>
-            <w:r>
-              <w:rPr>
-                <w:sz w:val="16"/>
-              </w:rPr>
-              <w:t>(pending/processing, confirmation)</w:t>
+              <w:t>Number, date, status, tracking, timeline, items, totals, payment, address, Cancel order (pending/processing, confirmation)</w:t>
             </w:r>
           </w:p>
         </w:tc>
@@ -19851,10 +19849,7 @@
         <w:pStyle w:val="Heading3"/>
       </w:pPr>
       <w:r>
-        <w:t>2.8.16  AN-16</w:t>
-      </w:r>
-      <w:r>
-        <w:t xml:space="preserve"> Addresses</w:t>
+        <w:t>2.8.16  AN-16 Addresses</w:t>
       </w:r>
     </w:p>
     <w:tbl>
@@ -19961,7 +19956,13 @@
               <w:rPr>
                 <w:sz w:val="16"/>
               </w:rPr>
-              <w:t>Address cards with Make default and Delete (confirmation); Add (+) opens address dialog; empty state</w:t>
+              <w:t xml:space="preserve">Address cards with Make </w:t>
+            </w:r>
+            <w:r>
+              <w:rPr>
+                <w:sz w:val="16"/>
+              </w:rPr>
+              <w:t>default and Delete (confirmation); Add (+) opens address dialog; empty state</w:t>
             </w:r>
           </w:p>
         </w:tc>
@@ -20084,13 +20085,7 @@
               <w:rPr>
                 <w:sz w:val="16"/>
               </w:rPr>
-              <w:t xml:space="preserve">2-column grid; open, add to cart, remove; guests redirected to </w:t>
-            </w:r>
-            <w:r>
-              <w:rPr>
-                <w:sz w:val="16"/>
-              </w:rPr>
-              <w:t>sign-in</w:t>
+              <w:t>2-column grid; open, add to cart, remove; guests redirected to sign-in</w:t>
             </w:r>
           </w:p>
         </w:tc>
@@ -31896,7 +31891,7 @@
     <w:autoRedefine/>
     <w:uiPriority w:val="39"/>
     <w:unhideWhenUsed/>
-    <w:rsid w:val="00377191"/>
+    <w:rsid w:val="00912B97"/>
   </w:style>
   <w:style w:type="paragraph" w:styleId="TOC2">
     <w:name w:val="toc 2"/>
@@ -31905,7 +31900,7 @@
     <w:autoRedefine/>
     <w:uiPriority w:val="39"/>
     <w:unhideWhenUsed/>
-    <w:rsid w:val="00377191"/>
+    <w:rsid w:val="00912B97"/>
     <w:pPr>
       <w:ind w:left="210"/>
     </w:pPr>
@@ -31915,7 +31910,7 @@
     <w:basedOn w:val="DefaultParagraphFont"/>
     <w:uiPriority w:val="99"/>
     <w:unhideWhenUsed/>
-    <w:rsid w:val="00377191"/>
+    <w:rsid w:val="00912B97"/>
     <w:rPr>
       <w:color w:val="0000FF" w:themeColor="hyperlink"/>
       <w:u w:val="single"/>
@@ -32249,7 +32244,7 @@
 </file>
 
 <file path=customXml/itemProps1.xml><?xml version="1.0" encoding="utf-8"?>
-<ds:datastoreItem xmlns:ds="http://schemas.openxmlformats.org/officeDocument/2006/customXml" ds:itemID="{9885C9CD-BF75-4EA7-A9A3-4B5131ED5ACD}">
+<ds:datastoreItem xmlns:ds="http://schemas.openxmlformats.org/officeDocument/2006/customXml" ds:itemID="{77EAF3BD-6343-4A16-846B-0EC33CEED1CF}">
   <ds:schemaRefs>
     <ds:schemaRef ds:uri="http://schemas.openxmlformats.org/officeDocument/2006/bibliography"/>
   </ds:schemaRefs>

--- a/docs/SW-SCR-001_Screen_Design_Specification.docx
+++ b/docs/SW-SCR-001_Screen_Design_Specification.docx
@@ -193,13 +193,13 @@
               <w:rPr>
                 <w:sz w:val="18"/>
               </w:rPr>
-              <w:t xml:space="preserve">1.1 – adds automatic product-area detection (green </w:t>
+              <w:t xml:space="preserve">1.2 – product area traced with SAM2 (after 1.1: </w:t>
             </w:r>
             <w:r>
               <w:rPr>
                 <w:sz w:val="18"/>
               </w:rPr>
-              <w:t>box)</w:t>
+              <w:t>automatic green box)</w:t>
             </w:r>
           </w:p>
         </w:tc>
@@ -459,7 +459,7 @@
       <w:pPr>
         <w:pStyle w:val="Heading1"/>
       </w:pPr>
-      <w:bookmarkStart w:id="1" w:name="_Toc241225782"/>
+      <w:bookmarkStart w:id="1" w:name="_Toc241230395"/>
       <w:r>
         <w:lastRenderedPageBreak/>
         <w:t>Document control</w:t>
@@ -723,13 +723,83 @@
               <w:rPr>
                 <w:sz w:val="18"/>
               </w:rPr>
-              <w:t xml:space="preserve">Automatic product-area detection with an adjustable glowing green box for image search and product image registration (web, admin, Android, API); split into four </w:t>
+              <w:t xml:space="preserve">Automatic product-area detection with an adjustable glowing green box for image search and product image registration (web, admin, Android, API); split into </w:t>
             </w:r>
             <w:r>
               <w:rPr>
                 <w:sz w:val="18"/>
               </w:rPr>
-              <w:t>specifications</w:t>
+              <w:t>four specifications</w:t>
+            </w:r>
+          </w:p>
+        </w:tc>
+      </w:tr>
+      <w:tr>
+        <w:trPr>
+          <w:cantSplit/>
+          <w:jc w:val="center"/>
+        </w:trPr>
+        <w:tc>
+          <w:tcPr>
+            <w:tcW w:w="1134" w:type="dxa"/>
+          </w:tcPr>
+          <w:p>
+            <w:pPr>
+              <w:spacing w:after="0" w:line="240" w:lineRule="auto"/>
+            </w:pPr>
+            <w:r>
+              <w:rPr>
+                <w:sz w:val="18"/>
+              </w:rPr>
+              <w:t>1.2</w:t>
+            </w:r>
+          </w:p>
+        </w:tc>
+        <w:tc>
+          <w:tcPr>
+            <w:tcW w:w="1474" w:type="dxa"/>
+          </w:tcPr>
+          <w:p>
+            <w:pPr>
+              <w:spacing w:after="0" w:line="240" w:lineRule="auto"/>
+            </w:pPr>
+            <w:r>
+              <w:rPr>
+                <w:sz w:val="18"/>
+              </w:rPr>
+              <w:t>2026-09-25</w:t>
+            </w:r>
+          </w:p>
+        </w:tc>
+        <w:tc>
+          <w:tcPr>
+            <w:tcW w:w="1928" w:type="dxa"/>
+          </w:tcPr>
+          <w:p>
+            <w:pPr>
+              <w:spacing w:after="0" w:line="240" w:lineRule="auto"/>
+            </w:pPr>
+            <w:r>
+              <w:rPr>
+                <w:sz w:val="18"/>
+              </w:rPr>
+              <w:t>Development team</w:t>
+            </w:r>
+          </w:p>
+        </w:tc>
+        <w:tc>
+          <w:tcPr>
+            <w:tcW w:w="5102" w:type="dxa"/>
+          </w:tcPr>
+          <w:p>
+            <w:pPr>
+              <w:spacing w:after="0" w:line="240" w:lineRule="auto"/>
+            </w:pPr>
+            <w:r>
+              <w:rPr>
+                <w:sz w:val="18"/>
+              </w:rPr>
+              <w:t>Product area refined with SAM2.1 (Hiera-tiny): DINOv3 picks the object, SAM2 traces its outline; camera button always visible; web fallback for an API without detection</w:t>
             </w:r>
           </w:p>
         </w:tc>
@@ -1171,13 +1241,7 @@
               <w:rPr>
                 <w:sz w:val="18"/>
               </w:rPr>
-              <w:t xml:space="preserve">Stakeholder needs, functional </w:t>
-            </w:r>
-            <w:r>
-              <w:rPr>
-                <w:sz w:val="18"/>
-              </w:rPr>
-              <w:t>and quality requirements, use cases</w:t>
+              <w:t>Stakeholder needs, functional and quality requirements, use cases</w:t>
             </w:r>
           </w:p>
         </w:tc>
@@ -1345,7 +1409,13 @@
               <w:rPr>
                 <w:sz w:val="18"/>
               </w:rPr>
-              <w:t>Test strategy, test cases, execution results, traceability</w:t>
+              <w:t xml:space="preserve">Test strategy, </w:t>
+            </w:r>
+            <w:r>
+              <w:rPr>
+                <w:sz w:val="18"/>
+              </w:rPr>
+              <w:t>test cases, execution results, traceability</w:t>
             </w:r>
           </w:p>
         </w:tc>
@@ -1394,7 +1464,7 @@
       <w:r>
         <w:fldChar w:fldCharType="separate"/>
       </w:r>
-      <w:hyperlink w:anchor="_Toc241225782" w:history="1">
+      <w:hyperlink w:anchor="_Toc241230395" w:history="1">
         <w:r>
           <w:rPr>
             <w:rStyle w:val="Hyperlink"/>
@@ -1421,7 +1491,7 @@
             <w:noProof/>
             <w:webHidden/>
           </w:rPr>
-          <w:instrText xml:space="preserve"> PAGEREF _Toc241225782 \h </w:instrText>
+          <w:instrText xml:space="preserve"> PAGEREF _Toc241230395 \h </w:instrText>
         </w:r>
         <w:r>
           <w:rPr>
@@ -1465,7 +1535,7 @@
           <w:sz w:val="22"/>
         </w:rPr>
       </w:pPr>
-      <w:hyperlink w:anchor="_Toc241225783" w:history="1">
+      <w:hyperlink w:anchor="_Toc241230396" w:history="1">
         <w:r>
           <w:rPr>
             <w:rStyle w:val="Hyperlink"/>
@@ -1492,7 +1562,7 @@
             <w:noProof/>
             <w:webHidden/>
           </w:rPr>
-          <w:instrText xml:space="preserve"> PAGEREF _Toc241225783 \h </w:instrText>
+          <w:instrText xml:space="preserve"> PAGEREF _Toc241230396 \h </w:instrText>
         </w:r>
         <w:r>
           <w:rPr>
@@ -1536,7 +1606,7 @@
           <w:sz w:val="22"/>
         </w:rPr>
       </w:pPr>
-      <w:hyperlink w:anchor="_Toc241225784" w:history="1">
+      <w:hyperlink w:anchor="_Toc241230397" w:history="1">
         <w:r>
           <w:rPr>
             <w:rStyle w:val="Hyperlink"/>
@@ -1563,7 +1633,7 @@
             <w:noProof/>
             <w:webHidden/>
           </w:rPr>
-          <w:instrText xml:space="preserve"> PAGEREF _Toc241225784 \h </w:instrText>
+          <w:instrText xml:space="preserve"> PAGEREF _Toc241230397 \h </w:instrText>
         </w:r>
         <w:r>
           <w:rPr>
@@ -1607,7 +1677,7 @@
           <w:sz w:val="22"/>
         </w:rPr>
       </w:pPr>
-      <w:hyperlink w:anchor="_Toc241225785" w:history="1">
+      <w:hyperlink w:anchor="_Toc241230398" w:history="1">
         <w:r>
           <w:rPr>
             <w:rStyle w:val="Hyperlink"/>
@@ -1634,7 +1704,7 @@
             <w:noProof/>
             <w:webHidden/>
           </w:rPr>
-          <w:instrText xml:space="preserve"> PAGEREF _Toc241225785 \h </w:instrText>
+          <w:instrText xml:space="preserve"> PAGEREF _Toc241230398 \h </w:instrText>
         </w:r>
         <w:r>
           <w:rPr>
@@ -1678,7 +1748,7 @@
           <w:sz w:val="22"/>
         </w:rPr>
       </w:pPr>
-      <w:hyperlink w:anchor="_Toc241225786" w:history="1">
+      <w:hyperlink w:anchor="_Toc241230399" w:history="1">
         <w:r>
           <w:rPr>
             <w:rStyle w:val="Hyperlink"/>
@@ -1705,7 +1775,7 @@
             <w:noProof/>
             <w:webHidden/>
           </w:rPr>
-          <w:instrText xml:space="preserve"> PAGEREF _Toc241225786 \h </w:instrText>
+          <w:instrText xml:space="preserve"> PAGEREF _Toc241230399 \h </w:instrText>
         </w:r>
         <w:r>
           <w:rPr>
@@ -1749,7 +1819,7 @@
           <w:sz w:val="22"/>
         </w:rPr>
       </w:pPr>
-      <w:hyperlink w:anchor="_Toc241225787" w:history="1">
+      <w:hyperlink w:anchor="_Toc241230400" w:history="1">
         <w:r>
           <w:rPr>
             <w:rStyle w:val="Hyperlink"/>
@@ -1776,7 +1846,7 @@
             <w:noProof/>
             <w:webHidden/>
           </w:rPr>
-          <w:instrText xml:space="preserve"> PAGEREF _Toc241225787 \h </w:instrText>
+          <w:instrText xml:space="preserve"> PAGEREF _Toc241230400 \h </w:instrText>
         </w:r>
         <w:r>
           <w:rPr>
@@ -1820,7 +1890,7 @@
           <w:sz w:val="22"/>
         </w:rPr>
       </w:pPr>
-      <w:hyperlink w:anchor="_Toc241225788" w:history="1">
+      <w:hyperlink w:anchor="_Toc241230401" w:history="1">
         <w:r>
           <w:rPr>
             <w:rStyle w:val="Hyperlink"/>
@@ -1847,7 +1917,7 @@
             <w:noProof/>
             <w:webHidden/>
           </w:rPr>
-          <w:instrText xml:space="preserve"> PAGEREF _Toc241225788 \h </w:instrText>
+          <w:instrText xml:space="preserve"> PAGEREF _Toc241230401 \h </w:instrText>
         </w:r>
         <w:r>
           <w:rPr>
@@ -1891,7 +1961,7 @@
           <w:sz w:val="22"/>
         </w:rPr>
       </w:pPr>
-      <w:hyperlink w:anchor="_Toc241225789" w:history="1">
+      <w:hyperlink w:anchor="_Toc241230402" w:history="1">
         <w:r>
           <w:rPr>
             <w:rStyle w:val="Hyperlink"/>
@@ -1918,7 +1988,7 @@
             <w:noProof/>
             <w:webHidden/>
           </w:rPr>
-          <w:instrText xml:space="preserve"> PAGEREF _Toc241225789 \h </w:instrText>
+          <w:instrText xml:space="preserve"> PAGEREF _Toc241230402 \h </w:instrText>
         </w:r>
         <w:r>
           <w:rPr>
@@ -1962,7 +2032,7 @@
           <w:sz w:val="22"/>
         </w:rPr>
       </w:pPr>
-      <w:hyperlink w:anchor="_Toc241225790" w:history="1">
+      <w:hyperlink w:anchor="_Toc241230403" w:history="1">
         <w:r>
           <w:rPr>
             <w:rStyle w:val="Hyperlink"/>
@@ -1989,7 +2059,7 @@
             <w:noProof/>
             <w:webHidden/>
           </w:rPr>
-          <w:instrText xml:space="preserve"> PAGEREF _Toc241225790 \h </w:instrText>
+          <w:instrText xml:space="preserve"> PAGEREF _Toc241230403 \h </w:instrText>
         </w:r>
         <w:r>
           <w:rPr>
@@ -2033,7 +2103,7 @@
           <w:sz w:val="22"/>
         </w:rPr>
       </w:pPr>
-      <w:hyperlink w:anchor="_Toc241225791" w:history="1">
+      <w:hyperlink w:anchor="_Toc241230404" w:history="1">
         <w:r>
           <w:rPr>
             <w:rStyle w:val="Hyperlink"/>
@@ -2060,7 +2130,7 @@
             <w:noProof/>
             <w:webHidden/>
           </w:rPr>
-          <w:instrText xml:space="preserve"> PAGEREF _Toc241225791 \h </w:instrText>
+          <w:instrText xml:space="preserve"> PAGEREF _Toc241230404 \h </w:instrText>
         </w:r>
         <w:r>
           <w:rPr>
@@ -2104,7 +2174,7 @@
           <w:sz w:val="22"/>
         </w:rPr>
       </w:pPr>
-      <w:hyperlink w:anchor="_Toc241225792" w:history="1">
+      <w:hyperlink w:anchor="_Toc241230405" w:history="1">
         <w:r>
           <w:rPr>
             <w:rStyle w:val="Hyperlink"/>
@@ -2131,7 +2201,7 @@
             <w:noProof/>
             <w:webHidden/>
           </w:rPr>
-          <w:instrText xml:space="preserve"> PAGEREF _Toc241225792 \h </w:instrText>
+          <w:instrText xml:space="preserve"> PAGEREF _Toc241230405 \h </w:instrText>
         </w:r>
         <w:r>
           <w:rPr>
@@ -2175,7 +2245,7 @@
           <w:sz w:val="22"/>
         </w:rPr>
       </w:pPr>
-      <w:hyperlink w:anchor="_Toc241225793" w:history="1">
+      <w:hyperlink w:anchor="_Toc241230406" w:history="1">
         <w:r>
           <w:rPr>
             <w:rStyle w:val="Hyperlink"/>
@@ -2202,7 +2272,7 @@
             <w:noProof/>
             <w:webHidden/>
           </w:rPr>
-          <w:instrText xml:space="preserve"> PAGEREF _Toc241225793 \h </w:instrText>
+          <w:instrText xml:space="preserve"> PAGEREF _Toc241230406 \h </w:instrText>
         </w:r>
         <w:r>
           <w:rPr>
@@ -2246,7 +2316,7 @@
           <w:sz w:val="22"/>
         </w:rPr>
       </w:pPr>
-      <w:hyperlink w:anchor="_Toc241225794" w:history="1">
+      <w:hyperlink w:anchor="_Toc241230407" w:history="1">
         <w:r>
           <w:rPr>
             <w:rStyle w:val="Hyperlink"/>
@@ -2273,7 +2343,7 @@
             <w:noProof/>
             <w:webHidden/>
           </w:rPr>
-          <w:instrText xml:space="preserve"> PAGEREF _Toc241225794 \h </w:instrText>
+          <w:instrText xml:space="preserve"> PAGEREF _Toc241230407 \h </w:instrText>
         </w:r>
         <w:r>
           <w:rPr>
@@ -2317,7 +2387,7 @@
           <w:sz w:val="22"/>
         </w:rPr>
       </w:pPr>
-      <w:hyperlink w:anchor="_Toc241225795" w:history="1">
+      <w:hyperlink w:anchor="_Toc241230408" w:history="1">
         <w:r>
           <w:rPr>
             <w:rStyle w:val="Hyperlink"/>
@@ -2344,7 +2414,7 @@
             <w:noProof/>
             <w:webHidden/>
           </w:rPr>
-          <w:instrText xml:space="preserve"> PAGEREF _Toc241225795 \h </w:instrText>
+          <w:instrText xml:space="preserve"> PAGEREF _Toc241230408 \h </w:instrText>
         </w:r>
         <w:r>
           <w:rPr>
@@ -2388,7 +2458,7 @@
           <w:sz w:val="22"/>
         </w:rPr>
       </w:pPr>
-      <w:hyperlink w:anchor="_Toc241225796" w:history="1">
+      <w:hyperlink w:anchor="_Toc241230409" w:history="1">
         <w:r>
           <w:rPr>
             <w:rStyle w:val="Hyperlink"/>
@@ -2415,7 +2485,7 @@
             <w:noProof/>
             <w:webHidden/>
           </w:rPr>
-          <w:instrText xml:space="preserve"> PAGEREF _Toc241225796 \h </w:instrText>
+          <w:instrText xml:space="preserve"> PAGEREF _Toc241230409 \h </w:instrText>
         </w:r>
         <w:r>
           <w:rPr>
@@ -2459,7 +2529,7 @@
           <w:sz w:val="22"/>
         </w:rPr>
       </w:pPr>
-      <w:hyperlink w:anchor="_Toc241225797" w:history="1">
+      <w:hyperlink w:anchor="_Toc241230410" w:history="1">
         <w:r>
           <w:rPr>
             <w:rStyle w:val="Hyperlink"/>
@@ -2486,7 +2556,7 @@
             <w:noProof/>
             <w:webHidden/>
           </w:rPr>
-          <w:instrText xml:space="preserve"> PAGEREF _Toc241225797 \h </w:instrText>
+          <w:instrText xml:space="preserve"> PAGEREF _Toc241230410 \h </w:instrText>
         </w:r>
         <w:r>
           <w:rPr>
@@ -2506,7 +2576,7 @@
             <w:noProof/>
             <w:webHidden/>
           </w:rPr>
-          <w:t>15</w:t>
+          <w:t>16</w:t>
         </w:r>
         <w:r>
           <w:rPr>
@@ -2530,7 +2600,7 @@
           <w:sz w:val="22"/>
         </w:rPr>
       </w:pPr>
-      <w:hyperlink w:anchor="_Toc241225798" w:history="1">
+      <w:hyperlink w:anchor="_Toc241230411" w:history="1">
         <w:r>
           <w:rPr>
             <w:rStyle w:val="Hyperlink"/>
@@ -2557,7 +2627,7 @@
             <w:noProof/>
             <w:webHidden/>
           </w:rPr>
-          <w:instrText xml:space="preserve"> PAGEREF _Toc241225798 \h </w:instrText>
+          <w:instrText xml:space="preserve"> PAGEREF _Toc241230411 \h </w:instrText>
         </w:r>
         <w:r>
           <w:rPr>
@@ -2577,7 +2647,7 @@
             <w:noProof/>
             <w:webHidden/>
           </w:rPr>
-          <w:t>18</w:t>
+          <w:t>19</w:t>
         </w:r>
         <w:r>
           <w:rPr>
@@ -2602,7 +2672,7 @@
       <w:pPr>
         <w:pStyle w:val="Heading1"/>
       </w:pPr>
-      <w:bookmarkStart w:id="2" w:name="_Toc241225783"/>
+      <w:bookmarkStart w:id="2" w:name="_Toc241230396"/>
       <w:r>
         <w:lastRenderedPageBreak/>
         <w:t>1  Introduction</w:t>
@@ -2613,7 +2683,7 @@
       <w:pPr>
         <w:pStyle w:val="Heading2"/>
       </w:pPr>
-      <w:bookmarkStart w:id="3" w:name="_Toc241225784"/>
+      <w:bookmarkStart w:id="3" w:name="_Toc241230397"/>
       <w:r>
         <w:t>1.1  Purpose</w:t>
       </w:r>
@@ -2621,10 +2691,10 @@
     </w:p>
     <w:p>
       <w:r>
-        <w:t xml:space="preserve">This Screen Design Specification defines the user interface of the storefront, </w:t>
+        <w:t xml:space="preserve">This Screen Design Specification defines the user interface of the storefront, the admin panel and the Android app: design </w:t>
       </w:r>
       <w:r>
-        <w:t>the admin panel and the Android app: design principles, visual design system, every screen with its elements, data, behaviour and states, and the transitions between screens.</w:t>
+        <w:t>principles, visual design system, every screen with its elements, data, behaviour and states, and the transitions between screens.</w:t>
       </w:r>
     </w:p>
     <w:p>
@@ -2638,17 +2708,17 @@
         <w:t>as built</w:t>
       </w:r>
       <w:r>
-        <w:t>: statements were derived from the sour</w:t>
+        <w:t>: statements were derived from the source code, and the product-area feature was ve</w:t>
       </w:r>
       <w:r>
-        <w:t>ce code, and the product-area feature was verified by the tests reported in SW-TCS-001.</w:t>
+        <w:t>rified by the tests reported in SW-TCS-001.</w:t>
       </w:r>
     </w:p>
     <w:p>
       <w:pPr>
         <w:pStyle w:val="Heading2"/>
       </w:pPr>
-      <w:bookmarkStart w:id="4" w:name="_Toc241225785"/>
+      <w:bookmarkStart w:id="4" w:name="_Toc241230398"/>
       <w:r>
         <w:t>1.2  Scope</w:t>
       </w:r>
@@ -2656,22 +2726,19 @@
     </w:p>
     <w:p>
       <w:r>
-        <w:t>ShopWorld is a multi-channel shop with four software items sharing one REST API: the API (Node.js 18, Express 4, MongoDB 6), the customer storefront (React 1</w:t>
+        <w:t>ShopWorld is a multi-channel shop with four software items sharing one REST API: the API (Node.js 18, Express 4, MongoDB 6), the customer storefront (React 18), the admin panel (React 18) and the Andro</w:t>
       </w:r>
       <w:r>
-        <w:t>8), the admin panel (React 18) and the Android app (Java, API 24–35). Version 1.1 specifies the product-area selector (glowing green box) on the visual-search screens and in the admin product form, with screenshots of the implemented web UI.</w:t>
+        <w:t>id app (Java, API 24–35). Version 1.1 specified, and 1.2 updates, the product-area selector (glowing green box) on the visual-search screens and in the admin product form, with screenshots of the implemented web UI.</w:t>
       </w:r>
     </w:p>
     <w:p>
       <w:pPr>
         <w:pStyle w:val="Heading2"/>
       </w:pPr>
-      <w:bookmarkStart w:id="5" w:name="_Toc241225786"/>
+      <w:bookmarkStart w:id="5" w:name="_Toc241230399"/>
       <w:r>
-        <w:t xml:space="preserve">1.3  Intended </w:t>
-      </w:r>
-      <w:r>
-        <w:t>readers</w:t>
+        <w:t>1.3  Intended readers</w:t>
       </w:r>
       <w:bookmarkEnd w:id="5"/>
     </w:p>
@@ -2740,7 +2807,15 @@
                 <w:color w:val="15803D"/>
                 <w:sz w:val="18"/>
               </w:rPr>
-              <w:t>Use of this document</w:t>
+              <w:t>Use of this</w:t>
+            </w:r>
+            <w:r>
+              <w:rPr>
+                <w:b/>
+                <w:color w:val="15803D"/>
+                <w:sz w:val="18"/>
+              </w:rPr>
+              <w:t xml:space="preserve"> document</w:t>
             </w:r>
           </w:p>
         </w:tc>
@@ -2871,12 +2946,9 @@
       <w:pPr>
         <w:pStyle w:val="Heading2"/>
       </w:pPr>
-      <w:bookmarkStart w:id="6" w:name="_Toc241225787"/>
+      <w:bookmarkStart w:id="6" w:name="_Toc241230400"/>
       <w:r>
-        <w:t xml:space="preserve">1.4  Conformance to </w:t>
-      </w:r>
-      <w:r>
-        <w:t>standards</w:t>
+        <w:t>1.4  Conformance to standards</w:t>
       </w:r>
       <w:bookmarkEnd w:id="6"/>
     </w:p>
@@ -3110,7 +3182,13 @@
               <w:rPr>
                 <w:sz w:val="18"/>
               </w:rPr>
-              <w:t>Information item content and document control</w:t>
+              <w:t xml:space="preserve">Information item content and document </w:t>
+            </w:r>
+            <w:r>
+              <w:rPr>
+                <w:sz w:val="18"/>
+              </w:rPr>
+              <w:t>control</w:t>
             </w:r>
           </w:p>
         </w:tc>
@@ -3125,7 +3203,7 @@
       <w:pPr>
         <w:pStyle w:val="Heading2"/>
       </w:pPr>
-      <w:bookmarkStart w:id="7" w:name="_Toc241225788"/>
+      <w:bookmarkStart w:id="7" w:name="_Toc241230401"/>
       <w:r>
         <w:t>1.5  Definitions</w:t>
       </w:r>
@@ -3283,13 +3361,7 @@
               <w:rPr>
                 <w:sz w:val="17"/>
               </w:rPr>
-              <w:t>Back-office roles manager, admin, superadmin; only</w:t>
-            </w:r>
-            <w:r>
-              <w:rPr>
-                <w:sz w:val="17"/>
-              </w:rPr>
-              <w:t xml:space="preserve"> a super admin manages staff accounts.</w:t>
+              <w:t>Back-office roles manager, admin, superadmin; only a super admin manages staff accounts.</w:t>
             </w:r>
           </w:p>
         </w:tc>
@@ -3389,29 +3461,29 @@
               <w:rPr>
                 <w:sz w:val="17"/>
               </w:rPr>
-              <w:t xml:space="preserve">Embedding / </w:t>
-            </w:r>
+              <w:t>Embedding / vector</w:t>
+            </w:r>
+          </w:p>
+        </w:tc>
+        <w:tc>
+          <w:tcPr>
+            <w:tcW w:w="7370" w:type="dxa"/>
+          </w:tcPr>
+          <w:p>
+            <w:pPr>
+              <w:spacing w:after="0" w:line="240" w:lineRule="auto"/>
+            </w:pPr>
             <w:r>
               <w:rPr>
                 <w:sz w:val="17"/>
               </w:rPr>
-              <w:t>vector</w:t>
-            </w:r>
-          </w:p>
-        </w:tc>
-        <w:tc>
-          <w:tcPr>
-            <w:tcW w:w="7370" w:type="dxa"/>
-          </w:tcPr>
-          <w:p>
-            <w:pPr>
-              <w:spacing w:after="0" w:line="240" w:lineRule="auto"/>
-            </w:pPr>
+              <w:t xml:space="preserve">L2-normalised 384-d vector of an </w:t>
+            </w:r>
             <w:r>
               <w:rPr>
                 <w:sz w:val="17"/>
               </w:rPr>
-              <w:t>L2-normalised 384-d vector of an image; images are compared by cosine similarity.</w:t>
+              <w:t>image; images are compared by cosine similarity.</w:t>
             </w:r>
           </w:p>
         </w:tc>
@@ -3473,29 +3545,29 @@
               <w:rPr>
                 <w:sz w:val="17"/>
               </w:rPr>
-              <w:t xml:space="preserve">Automatic / manual </w:t>
-            </w:r>
+              <w:t>Automatic / manual region</w:t>
+            </w:r>
+          </w:p>
+        </w:tc>
+        <w:tc>
+          <w:tcPr>
+            <w:tcW w:w="7370" w:type="dxa"/>
+          </w:tcPr>
+          <w:p>
+            <w:pPr>
+              <w:spacing w:after="0" w:line="240" w:lineRule="auto"/>
+            </w:pPr>
             <w:r>
               <w:rPr>
                 <w:sz w:val="17"/>
               </w:rPr>
-              <w:t>region</w:t>
-            </w:r>
-          </w:p>
-        </w:tc>
-        <w:tc>
-          <w:tcPr>
-            <w:tcW w:w="7370" w:type="dxa"/>
-          </w:tcPr>
-          <w:p>
-            <w:pPr>
-              <w:spacing w:after="0" w:line="240" w:lineRule="auto"/>
-            </w:pPr>
+              <w:t xml:space="preserve">A region chosen by the detector / one </w:t>
+            </w:r>
             <w:r>
               <w:rPr>
                 <w:sz w:val="17"/>
               </w:rPr>
-              <w:t>A region chosen by the detector / one moved or resized by a user.</w:t>
+              <w:t>moved or resized by a user.</w:t>
             </w:r>
           </w:p>
         </w:tc>
@@ -3557,7 +3629,7 @@
               <w:rPr>
                 <w:sz w:val="17"/>
               </w:rPr>
-              <w:t>REM</w:t>
+              <w:t>SAM2</w:t>
             </w:r>
           </w:p>
         </w:tc>
@@ -3573,7 +3645,13 @@
               <w:rPr>
                 <w:sz w:val="17"/>
               </w:rPr>
-              <w:t>Second listing currency; no exchange rate exists, so USD and REM cannot be mixed in a cart.</w:t>
+              <w:t xml:space="preserve">Segment Anything Model 2.1 (Meta, Apache-2.0): given a point or box prompt, returns the mask of the object under it. Used here in its </w:t>
+            </w:r>
+            <w:r>
+              <w:rPr>
+                <w:sz w:val="17"/>
+              </w:rPr>
+              <w:t>Hiera-tiny size.</w:t>
             </w:r>
           </w:p>
         </w:tc>
@@ -3596,13 +3674,8 @@
               <w:rPr>
                 <w:sz w:val="17"/>
               </w:rPr>
-              <w:t xml:space="preserve">SF / </w:t>
-            </w:r>
-            <w:r>
-              <w:rPr>
-                <w:sz w:val="17"/>
-              </w:rPr>
-              <w:t>AD / AN</w:t>
+              <w:lastRenderedPageBreak/>
+              <w:t>Mask / segmentation</w:t>
             </w:r>
           </w:p>
         </w:tc>
@@ -3619,7 +3692,7 @@
               <w:rPr>
                 <w:sz w:val="17"/>
               </w:rPr>
-              <w:t>Screen-ID prefixes: storefront, admin panel, Android.</w:t>
+              <w:t>Per-pixel map of which pixels belong to the object; its bounding box becomes the product area.</w:t>
             </w:r>
           </w:p>
         </w:tc>
@@ -3641,7 +3714,90 @@
               <w:rPr>
                 <w:sz w:val="17"/>
               </w:rPr>
-              <w:lastRenderedPageBreak/>
+              <w:t>REM</w:t>
+            </w:r>
+          </w:p>
+        </w:tc>
+        <w:tc>
+          <w:tcPr>
+            <w:tcW w:w="7370" w:type="dxa"/>
+          </w:tcPr>
+          <w:p>
+            <w:pPr>
+              <w:spacing w:after="0" w:line="240" w:lineRule="auto"/>
+            </w:pPr>
+            <w:r>
+              <w:rPr>
+                <w:sz w:val="17"/>
+              </w:rPr>
+              <w:t>Second listing currency; no exchange rate exists, so USD and REM cannot be mixed in a cart.</w:t>
+            </w:r>
+          </w:p>
+        </w:tc>
+      </w:tr>
+      <w:tr>
+        <w:trPr>
+          <w:cantSplit/>
+          <w:jc w:val="center"/>
+        </w:trPr>
+        <w:tc>
+          <w:tcPr>
+            <w:tcW w:w="2268" w:type="dxa"/>
+            <w:shd w:val="clear" w:color="auto" w:fill="F7FBF8"/>
+          </w:tcPr>
+          <w:p>
+            <w:pPr>
+              <w:spacing w:after="0" w:line="240" w:lineRule="auto"/>
+            </w:pPr>
+            <w:r>
+              <w:rPr>
+                <w:sz w:val="17"/>
+              </w:rPr>
+              <w:t>SF / AD / AN</w:t>
+            </w:r>
+          </w:p>
+        </w:tc>
+        <w:tc>
+          <w:tcPr>
+            <w:tcW w:w="7370" w:type="dxa"/>
+            <w:shd w:val="clear" w:color="auto" w:fill="F7FBF8"/>
+          </w:tcPr>
+          <w:p>
+            <w:pPr>
+              <w:spacing w:after="0" w:line="240" w:lineRule="auto"/>
+            </w:pPr>
+            <w:r>
+              <w:rPr>
+                <w:sz w:val="17"/>
+              </w:rPr>
+              <w:t xml:space="preserve">Screen-ID </w:t>
+            </w:r>
+            <w:r>
+              <w:rPr>
+                <w:sz w:val="17"/>
+              </w:rPr>
+              <w:t>prefixes: storefront, admin panel, Android.</w:t>
+            </w:r>
+          </w:p>
+        </w:tc>
+      </w:tr>
+      <w:tr>
+        <w:trPr>
+          <w:cantSplit/>
+          <w:jc w:val="center"/>
+        </w:trPr>
+        <w:tc>
+          <w:tcPr>
+            <w:tcW w:w="2268" w:type="dxa"/>
+          </w:tcPr>
+          <w:p>
+            <w:pPr>
+              <w:spacing w:after="0" w:line="240" w:lineRule="auto"/>
+            </w:pPr>
+            <w:r>
+              <w:rPr>
+                <w:sz w:val="17"/>
+              </w:rPr>
               <w:t>UC / FR / NFR / TC</w:t>
             </w:r>
           </w:p>
@@ -3673,7 +3829,7 @@
       <w:pPr>
         <w:pStyle w:val="Heading2"/>
       </w:pPr>
-      <w:bookmarkStart w:id="8" w:name="_Toc241225789"/>
+      <w:bookmarkStart w:id="8" w:name="_Toc241230402"/>
       <w:r>
         <w:t>1.6  References</w:t>
       </w:r>
@@ -3782,13 +3938,13 @@
               <w:rPr>
                 <w:sz w:val="18"/>
               </w:rPr>
-              <w:t xml:space="preserve">Repository README.md, backend/README.md, </w:t>
+              <w:t xml:space="preserve">Repository README.md, backend/README.md, backend/ml/README.md, </w:t>
             </w:r>
             <w:r>
               <w:rPr>
                 <w:sz w:val="18"/>
               </w:rPr>
-              <w:t>backend/ml/README.md, android/README.md</w:t>
+              <w:t>android/README.md</w:t>
             </w:r>
           </w:p>
         </w:tc>
@@ -3906,13 +4062,7 @@
               <w:rPr>
                 <w:sz w:val="18"/>
               </w:rPr>
-              <w:t xml:space="preserve">SW-SRS-001, SW-SDS-001, SW-SCR-001, SW-TCS-001 </w:t>
-            </w:r>
-            <w:r>
-              <w:rPr>
-                <w:sz w:val="18"/>
-              </w:rPr>
-              <w:t>– this document set</w:t>
+              <w:t>SW-SRS-001, SW-SDS-001, SW-SCR-001, SW-TCS-001 – this document set</w:t>
             </w:r>
           </w:p>
         </w:tc>
@@ -3970,7 +4120,7 @@
       <w:pPr>
         <w:pStyle w:val="Heading1"/>
       </w:pPr>
-      <w:bookmarkStart w:id="9" w:name="_Toc241225790"/>
+      <w:bookmarkStart w:id="9" w:name="_Toc241230403"/>
       <w:r>
         <w:lastRenderedPageBreak/>
         <w:t>2  Screen design</w:t>
@@ -3981,7 +4131,7 @@
       <w:pPr>
         <w:pStyle w:val="Heading2"/>
       </w:pPr>
-      <w:bookmarkStart w:id="10" w:name="_Toc241225791"/>
+      <w:bookmarkStart w:id="10" w:name="_Toc241230404"/>
       <w:r>
         <w:t>2.1  Design principles</w:t>
       </w:r>
@@ -3989,10 +4139,10 @@
     </w:p>
     <w:p>
       <w:r>
-        <w:t>Screens are designed against the seven interaction principles of ISO 9241-110:2020 and the presentation guidance of</w:t>
+        <w:t xml:space="preserve">Screens are designed against the seven interaction principles of ISO 9241-110:2020 and the presentation guidance of ISO 9241-112:2017. </w:t>
       </w:r>
       <w:r>
-        <w:t xml:space="preserve"> ISO 9241-112:2017. The table shows how each principle is realised.</w:t>
+        <w:t>The table shows how each principle is realised.</w:t>
       </w:r>
     </w:p>
     <w:p>
@@ -4107,13 +4257,13 @@
               <w:rPr>
                 <w:sz w:val="18"/>
               </w:rPr>
-              <w:t xml:space="preserve">Checkout limited to 3 steps; buy-now shortcut; inventory list shows only </w:t>
+              <w:t xml:space="preserve">Checkout limited to 3 steps; buy-now shortcut; inventory list shows only products that need </w:t>
             </w:r>
             <w:r>
               <w:rPr>
                 <w:sz w:val="18"/>
               </w:rPr>
-              <w:t>products that need action</w:t>
+              <w:t>action</w:t>
             </w:r>
           </w:p>
         </w:tc>
@@ -4191,13 +4341,13 @@
               <w:rPr>
                 <w:sz w:val="18"/>
               </w:rPr>
-              <w:t xml:space="preserve">Standard e-commerce layout (header search, cart icon with badge, bottom tab </w:t>
+              <w:t xml:space="preserve">Standard e-commerce layout (header search, cart icon with badge, bottom tab bar on phones); </w:t>
             </w:r>
             <w:r>
               <w:rPr>
                 <w:sz w:val="18"/>
               </w:rPr>
-              <w:t>bar on phones); status colours consistent across web, admin and app</w:t>
+              <w:t>status colours consistent across web, admin and app</w:t>
             </w:r>
           </w:p>
         </w:tc>
@@ -4275,13 +4425,13 @@
               <w:rPr>
                 <w:sz w:val="18"/>
               </w:rPr>
-              <w:t xml:space="preserve">Filters as removable chips; back navigation between checkout </w:t>
+              <w:t xml:space="preserve">Filters as removable chips; back navigation between checkout steps with Edit </w:t>
             </w:r>
             <w:r>
               <w:rPr>
                 <w:sz w:val="18"/>
               </w:rPr>
-              <w:t>steps with Edit links; manual (not auto-playing) web hero carousel</w:t>
+              <w:t>links; manual (not auto-playing) web hero carousel</w:t>
             </w:r>
           </w:p>
         </w:tc>
@@ -4373,13 +4523,13 @@
               <w:rPr>
                 <w:sz w:val="18"/>
               </w:rPr>
-              <w:t>Micro-animations (badge po</w:t>
+              <w:t xml:space="preserve">Micro-animations (badge pop, reveal) that </w:t>
             </w:r>
             <w:r>
               <w:rPr>
                 <w:sz w:val="18"/>
               </w:rPr>
-              <w:t>p, reveal) that respect prefers-reduced-motion; personal greeting after sign-in</w:t>
+              <w:t>respect prefers-reduced-motion; personal greeting after sign-in</w:t>
             </w:r>
           </w:p>
         </w:tc>
@@ -4394,7 +4544,7 @@
       <w:pPr>
         <w:pStyle w:val="Heading2"/>
       </w:pPr>
-      <w:bookmarkStart w:id="11" w:name="_Toc241225792"/>
+      <w:bookmarkStart w:id="11" w:name="_Toc241230405"/>
       <w:r>
         <w:t>2.2  Visual design system</w:t>
       </w:r>
@@ -5087,7 +5237,13 @@
               <w:rPr>
                 <w:sz w:val="17"/>
               </w:rPr>
-              <w:t>Container 1280 px; header 128 px (62 px mobile)</w:t>
+              <w:t xml:space="preserve">Container </w:t>
+            </w:r>
+            <w:r>
+              <w:rPr>
+                <w:sz w:val="17"/>
+              </w:rPr>
+              <w:t>1280 px; header 128 px (62 px mobile)</w:t>
             </w:r>
           </w:p>
         </w:tc>
@@ -5304,13 +5460,13 @@
               <w:rPr>
                 <w:sz w:val="17"/>
               </w:rPr>
-              <w:t xml:space="preserve">Single-column </w:t>
+              <w:t>Single-column shop, cart, checkout</w:t>
             </w:r>
             <w:r>
               <w:rPr>
                 <w:sz w:val="17"/>
               </w:rPr>
-              <w:t>shop, cart, checkout and account layouts; filter panel behind a “Filters” toggle</w:t>
+              <w:t xml:space="preserve"> and account layouts; filter panel behind a “Filters” toggle</w:t>
             </w:r>
           </w:p>
         </w:tc>
@@ -5388,13 +5544,13 @@
               <w:rPr>
                 <w:sz w:val="17"/>
               </w:rPr>
-              <w:t xml:space="preserve">Compact header without top bar and category nav; 2-column product grid; bottom tab bar (Home, Categories, </w:t>
+              <w:t xml:space="preserve">Compact header without top bar and category nav; 2-column product grid; bottom tab bar (Home, Categories, Cart, Wishlist, </w:t>
             </w:r>
             <w:r>
               <w:rPr>
                 <w:sz w:val="17"/>
               </w:rPr>
-              <w:t>Cart, Wishlist, Account)</w:t>
+              <w:t>Account)</w:t>
             </w:r>
           </w:p>
         </w:tc>
@@ -5479,10 +5635,10 @@
         <w:t xml:space="preserve">Loading: </w:t>
       </w:r>
       <w:r>
-        <w:t xml:space="preserve">skeleton grids for product </w:t>
+        <w:t xml:space="preserve">skeleton grids for product lists, spinners </w:t>
       </w:r>
       <w:r>
-        <w:t>lists, spinners for detail pages, disabled buttons with “…ing” labels during submission.</w:t>
+        <w:t>for detail pages, disabled buttons with “…ing” labels during submission.</w:t>
       </w:r>
     </w:p>
     <w:p>
@@ -5510,10 +5666,10 @@
         <w:t xml:space="preserve">Status badges: </w:t>
       </w:r>
       <w:r>
-        <w:t xml:space="preserve">pending amber, processing blue, shipped purple, </w:t>
+        <w:t>pending amber, processing blue, shipped purple, delivered green/</w:t>
       </w:r>
       <w:r>
-        <w:t>delivered green/teal, cancelled red — identical on all three clients.</w:t>
+        <w:t>teal, cancelled red — identical on all three clients.</w:t>
       </w:r>
     </w:p>
     <w:p>
@@ -5534,7 +5690,7 @@
       <w:pPr>
         <w:pStyle w:val="Heading2"/>
       </w:pPr>
-      <w:bookmarkStart w:id="12" w:name="_Toc241225793"/>
+      <w:bookmarkStart w:id="12" w:name="_Toc241230406"/>
       <w:r>
         <w:t>2.3  Screen inventory</w:t>
       </w:r>
@@ -6559,13 +6715,7 @@
               <w:rPr>
                 <w:sz w:val="16"/>
               </w:rPr>
-              <w:t xml:space="preserve">UC-12, </w:t>
-            </w:r>
-            <w:r>
-              <w:rPr>
-                <w:sz w:val="16"/>
-              </w:rPr>
-              <w:t>UC-13</w:t>
+              <w:t>UC-12, UC-13</w:t>
             </w:r>
           </w:p>
         </w:tc>
@@ -7753,7 +7903,13 @@
               <w:rPr>
                 <w:sz w:val="16"/>
               </w:rPr>
-              <w:t>Content (banners)</w:t>
+              <w:t xml:space="preserve">Content </w:t>
+            </w:r>
+            <w:r>
+              <w:rPr>
+                <w:sz w:val="16"/>
+              </w:rPr>
+              <w:t>(banners)</w:t>
             </w:r>
           </w:p>
         </w:tc>
@@ -9590,7 +9746,7 @@
       <w:pPr>
         <w:pStyle w:val="Heading2"/>
       </w:pPr>
-      <w:bookmarkStart w:id="13" w:name="_Toc241225794"/>
+      <w:bookmarkStart w:id="13" w:name="_Toc241230407"/>
       <w:r>
         <w:t>2.4  Screen transition diagrams</w:t>
       </w:r>
@@ -9766,7 +9922,7 @@
       <w:pPr>
         <w:pStyle w:val="Heading2"/>
       </w:pPr>
-      <w:bookmarkStart w:id="14" w:name="_Toc241225795"/>
+      <w:bookmarkStart w:id="14" w:name="_Toc241230408"/>
       <w:r>
         <w:t xml:space="preserve">2.5  </w:t>
       </w:r>
@@ -10869,7 +11025,7 @@
       <w:pPr>
         <w:pStyle w:val="Heading2"/>
       </w:pPr>
-      <w:bookmarkStart w:id="15" w:name="_Toc241225796"/>
+      <w:bookmarkStart w:id="15" w:name="_Toc241230409"/>
       <w:r>
         <w:t>2.6  Storefront screen specifications</w:t>
       </w:r>
@@ -11876,13 +12032,13 @@
               <w:rPr>
                 <w:sz w:val="16"/>
               </w:rPr>
-              <w:t xml:space="preserve">Star picker 1–5 (default 5), title, comment; disabled for guests with sign-in link; POST </w:t>
-            </w:r>
-            <w:r>
-              <w:rPr>
-                <w:sz w:val="16"/>
-              </w:rPr>
-              <w:t>/reviews then summary refresh</w:t>
+              <w:t>Star picker 1–5 (default 5), title, comment; disabled for guests with sign-in link; POST /revi</w:t>
+            </w:r>
+            <w:r>
+              <w:rPr>
+                <w:sz w:val="16"/>
+              </w:rPr>
+              <w:t>ews then summary refresh</w:t>
             </w:r>
           </w:p>
         </w:tc>
@@ -12083,13 +12239,13 @@
               <w:rPr>
                 <w:sz w:val="16"/>
               </w:rPr>
-              <w:t xml:space="preserve">Left (340 px; full width ≤ 860 px): photo </w:t>
-            </w:r>
-            <w:r>
-              <w:rPr>
-                <w:sz w:val="16"/>
-              </w:rPr>
-              <w:t>with green box, status line, “Use detected area” / “Search whole photo”, hint, “Try another photo”. Right: result count and grid with “N % match” labels</w:t>
+              <w:t xml:space="preserve">Left (340 px; full width ≤ 860 px): photo with </w:t>
+            </w:r>
+            <w:r>
+              <w:rPr>
+                <w:sz w:val="16"/>
+              </w:rPr>
+              <w:t>green box, status line, “Use detected area” / “Search whole photo”, hint, “Try another photo”. Right: result count and grid with “N % match” labels</w:t>
             </w:r>
           </w:p>
         </w:tc>
@@ -12447,10 +12603,65 @@
     </w:p>
     <w:p>
       <w:pPr>
+        <w:keepNext/>
+        <w:jc w:val="center"/>
+      </w:pPr>
+      <w:r>
+        <w:rPr>
+          <w:noProof/>
+        </w:rPr>
+        <w:lastRenderedPageBreak/>
+        <w:drawing>
+          <wp:inline distT="0" distB="0" distL="0" distR="0">
+            <wp:extent cx="5220000" cy="3670312"/>
+            <wp:effectExtent l="0" t="0" r="0" b="0"/>
+            <wp:docPr id="9" name="Picture 9"/>
+            <wp:cNvGraphicFramePr>
+              <a:graphicFrameLocks xmlns:a="http://schemas.openxmlformats.org/drawingml/2006/main" noChangeAspect="1"/>
+            </wp:cNvGraphicFramePr>
+            <a:graphic xmlns:a="http://schemas.openxmlformats.org/drawingml/2006/main">
+              <a:graphicData uri="http://schemas.openxmlformats.org/drawingml/2006/picture">
+                <pic:pic xmlns:pic="http://schemas.openxmlformats.org/drawingml/2006/picture">
+                  <pic:nvPicPr>
+                    <pic:cNvPr id="0" name="sf_5_sam2_cup.png"/>
+                    <pic:cNvPicPr/>
+                  </pic:nvPicPr>
+                  <pic:blipFill>
+                    <a:blip r:embed="rId16"/>
+                    <a:stretch>
+                      <a:fillRect/>
+                    </a:stretch>
+                  </pic:blipFill>
+                  <pic:spPr>
+                    <a:xfrm>
+                      <a:off x="0" y="0"/>
+                      <a:ext cx="5220000" cy="3670312"/>
+                    </a:xfrm>
+                    <a:prstGeom prst="rect">
+                      <a:avLst/>
+                    </a:prstGeom>
+                  </pic:spPr>
+                </pic:pic>
+              </a:graphicData>
+            </a:graphic>
+          </wp:inline>
+        </w:drawing>
+      </w:r>
+    </w:p>
+    <w:p>
+      <w:pPr>
+        <w:pStyle w:val="Caption"/>
+        <w:jc w:val="center"/>
+      </w:pPr>
+      <w:r>
+        <w:t>Figure 9 – SF-04 (1.2) – with SAM2 the box follows the cup's outline on a busy photo (96 %)</w:t>
+      </w:r>
+    </w:p>
+    <w:p>
+      <w:pPr>
         <w:pStyle w:val="Heading3"/>
       </w:pPr>
       <w:r>
-        <w:lastRenderedPageBreak/>
         <w:t>2.6.6  SF-05 Cart</w:t>
       </w:r>
     </w:p>
@@ -12597,13 +12808,13 @@
               <w:rPr>
                 <w:sz w:val="16"/>
               </w:rPr>
-              <w:t xml:space="preserve">Title “Cart (n)” with Continue shopping and Clear cart · free-shipping progress bar · line list </w:t>
-            </w:r>
-            <w:r>
-              <w:rPr>
-                <w:sz w:val="16"/>
-              </w:rPr>
-              <w:t>(image, name, variant, unit price, quantity stepper, remove, line total) · summary (subtotal, discount, shipping, tax, total) · promo code field · Proceed to checkout</w:t>
+              <w:t xml:space="preserve">Title </w:t>
+            </w:r>
+            <w:r>
+              <w:rPr>
+                <w:sz w:val="16"/>
+              </w:rPr>
+              <w:t>“Cart (n)” with Continue shopping and Clear cart · free-shipping progress bar · line list (image, name, variant, unit price, quantity stepper, remove, line total) · summary (subtotal, discount, shipping, tax, total) · promo code field · Proceed to checkout</w:t>
             </w:r>
           </w:p>
         </w:tc>
@@ -12665,14 +12876,7 @@
                 <w:b/>
                 <w:sz w:val="16"/>
               </w:rPr>
-              <w:t>Va</w:t>
-            </w:r>
-            <w:r>
-              <w:rPr>
-                <w:b/>
-                <w:sz w:val="16"/>
-              </w:rPr>
-              <w:t>lidation</w:t>
+              <w:t>Validation</w:t>
             </w:r>
           </w:p>
         </w:tc>
@@ -12727,7 +12931,13 @@
               <w:rPr>
                 <w:sz w:val="16"/>
               </w:rPr>
-              <w:t>Empty → “Start shopping”; the line being updated is disabled; server notices shown as info toasts</w:t>
+              <w:t xml:space="preserve">Empty → “Start shopping”; the line </w:t>
+            </w:r>
+            <w:r>
+              <w:rPr>
+                <w:sz w:val="16"/>
+              </w:rPr>
+              <w:t>being updated is disabled; server notices shown as info toasts</w:t>
             </w:r>
           </w:p>
         </w:tc>
@@ -12792,15 +13002,7 @@
                 <w:color w:val="15803D"/>
                 <w:sz w:val="16"/>
               </w:rPr>
-              <w:t>Fiel</w:t>
-            </w:r>
-            <w:r>
-              <w:rPr>
-                <w:b/>
-                <w:color w:val="15803D"/>
-                <w:sz w:val="16"/>
-              </w:rPr>
-              <w:t>d</w:t>
+              <w:t>Field</w:t>
             </w:r>
           </w:p>
         </w:tc>
@@ -12936,13 +13138,7 @@
               <w:rPr>
                 <w:sz w:val="16"/>
               </w:rPr>
-              <w:t>Saved-address radio cards or new address: full name*, phone, street*, city*,</w:t>
-            </w:r>
-            <w:r>
-              <w:rPr>
-                <w:sz w:val="16"/>
-              </w:rPr>
-              <w:t xml:space="preserve"> state, ZIP*, country* (default Finland); “Save to my addresses”</w:t>
+              <w:t>Saved-address radio cards or new address: full name*, phone, street*, city*, state, ZIP*, country* (default Finland); “Save to my addresses”</w:t>
             </w:r>
           </w:p>
         </w:tc>
@@ -12981,7 +13177,13 @@
               <w:rPr>
                 <w:sz w:val="16"/>
               </w:rPr>
-              <w:t>Card / PayPal / Apple Pay / Cash on delivery. Card: number (≥ 12 digits), name*, expiry NN/NN or NN/NNNN, CVC 3–4 digits; demo-gateway notice</w:t>
+              <w:t>Card / PayPal / Apple Pay / Cash on delivery. Card: number (≥ 12 digits), name*, expi</w:t>
+            </w:r>
+            <w:r>
+              <w:rPr>
+                <w:sz w:val="16"/>
+              </w:rPr>
+              <w:t>ry NN/NN or NN/NNNN, CVC 3–4 digits; demo-gateway notice</w:t>
             </w:r>
           </w:p>
         </w:tc>
@@ -13020,13 +13222,7 @@
               <w:rPr>
                 <w:sz w:val="16"/>
               </w:rPr>
-              <w:t>Shipping and payment cards</w:t>
-            </w:r>
-            <w:r>
-              <w:rPr>
-                <w:sz w:val="16"/>
-              </w:rPr>
-              <w:t xml:space="preserve"> with Edit links; items; “Place order – $total” → POST /orders</w:t>
+              <w:t>Shipping and payment cards with Edit links; items; “Place order – $total” → POST /orders</w:t>
             </w:r>
           </w:p>
         </w:tc>
@@ -13065,7 +13261,13 @@
               <w:rPr>
                 <w:sz w:val="16"/>
               </w:rPr>
-              <w:t>Spinner “Preparing…”; empty cart → “Browse products”; failure → toast and back to step 2; success → SF-07 (replace)</w:t>
+              <w:t>Spinner “Preparing…”; empty cart → “Browse products”; failure → toast and back to step 2; succ</w:t>
+            </w:r>
+            <w:r>
+              <w:rPr>
+                <w:sz w:val="16"/>
+              </w:rPr>
+              <w:t>ess → SF-07 (replace)</w:t>
             </w:r>
           </w:p>
         </w:tc>
@@ -13188,13 +13390,7 @@
               <w:rPr>
                 <w:sz w:val="16"/>
               </w:rPr>
-              <w:t xml:space="preserve">Check icon, </w:t>
-            </w:r>
-            <w:r>
-              <w:rPr>
-                <w:sz w:val="16"/>
-              </w:rPr>
-              <w:t>order number, status badge, items, total paid, carrier, tracking number, estimated delivery</w:t>
+              <w:t>Check icon, order number, status badge, items, total paid, carrier, tracking number, estimated delivery</w:t>
             </w:r>
           </w:p>
         </w:tc>
@@ -13249,7 +13445,11 @@
         <w:pStyle w:val="Heading3"/>
       </w:pPr>
       <w:r>
-        <w:t>2.6.9  SF-08 Order history</w:t>
+        <w:lastRenderedPageBreak/>
+        <w:t xml:space="preserve">2.6.9  SF-08 </w:t>
+      </w:r>
+      <w:r>
+        <w:t>Order history</w:t>
       </w:r>
     </w:p>
     <w:tbl>
@@ -13356,13 +13556,7 @@
               <w:rPr>
                 <w:sz w:val="16"/>
               </w:rPr>
-              <w:t xml:space="preserve">Status chips (all, pending, processing, shipped, </w:t>
-            </w:r>
-            <w:r>
-              <w:rPr>
-                <w:sz w:val="16"/>
-              </w:rPr>
-              <w:t>delivered, cancelled) · order cards (number, date, total, status badge, up to 3 items, “+N more”) · pagination (8 per page)</w:t>
+              <w:t>Status chips (all, pending, processing, shipped, delivered, cancelled) · order cards (number, date, total, status badge, up to 3 items, “+N more”) · pagination (8 per page)</w:t>
             </w:r>
           </w:p>
         </w:tc>
@@ -13563,7 +13757,13 @@
               <w:rPr>
                 <w:sz w:val="16"/>
               </w:rPr>
-              <w:t>Header (order no., date, status, Cancel order) · tracking card (carrier, tracking no., ETA, timeline) · items · payment summary · shipping address</w:t>
+              <w:t>Header (order no., date, status, Cancel order) · tracking card (carrier, tracking no., ETA, timeline) · items · payment summary · shipping</w:t>
+            </w:r>
+            <w:r>
+              <w:rPr>
+                <w:sz w:val="16"/>
+              </w:rPr>
+              <w:t xml:space="preserve"> address</w:t>
             </w:r>
           </w:p>
         </w:tc>
@@ -13641,13 +13841,7 @@
               <w:rPr>
                 <w:sz w:val="16"/>
               </w:rPr>
-              <w:t xml:space="preserve">Cancel </w:t>
-            </w:r>
-            <w:r>
-              <w:rPr>
-                <w:sz w:val="16"/>
-              </w:rPr>
-              <w:t>shown only for pending/processing; confirmation dialog; cancelled orders show the reason</w:t>
+              <w:t>Cancel shown only for pending/processing; confirmation dialog; cancelled orders show the reason</w:t>
             </w:r>
           </w:p>
         </w:tc>
@@ -13770,7 +13964,13 @@
               <w:rPr>
                 <w:sz w:val="16"/>
               </w:rPr>
-              <w:t>Side navigation: Profile, Addresses, Orders, Wishlist, Security, Sign out</w:t>
+              <w:t xml:space="preserve">Side navigation: Profile, </w:t>
+            </w:r>
+            <w:r>
+              <w:rPr>
+                <w:sz w:val="16"/>
+              </w:rPr>
+              <w:t>Addresses, Orders, Wishlist, Security, Sign out</w:t>
             </w:r>
           </w:p>
         </w:tc>
@@ -13809,13 +14009,7 @@
               <w:rPr>
                 <w:sz w:val="16"/>
               </w:rPr>
-              <w:t xml:space="preserve">Name, e-mail (read-only), </w:t>
-            </w:r>
-            <w:r>
-              <w:rPr>
-                <w:sz w:val="16"/>
-              </w:rPr>
-              <w:t>phone, preferred language, member since → PATCH /users/profile</w:t>
+              <w:t>Name, e-mail (read-only), phone, preferred language, member since → PATCH /users/profile</w:t>
             </w:r>
           </w:p>
         </w:tc>
@@ -13838,7 +14032,6 @@
                 <w:b/>
                 <w:sz w:val="16"/>
               </w:rPr>
-              <w:lastRenderedPageBreak/>
               <w:t>SF-10b Addresses</w:t>
             </w:r>
           </w:p>
@@ -13855,7 +14048,13 @@
               <w:rPr>
                 <w:sz w:val="16"/>
               </w:rPr>
-              <w:t>Address cards with Make default, Edit, Delete; inline form (label, full name*, street*, city*, state, ZIP*, country*, phone)</w:t>
+              <w:t xml:space="preserve">Address cards with Make default, Edit, Delete; inline form (label, full name*, </w:t>
+            </w:r>
+            <w:r>
+              <w:rPr>
+                <w:sz w:val="16"/>
+              </w:rPr>
+              <w:t>street*, city*, state, ZIP*, country*, phone)</w:t>
             </w:r>
           </w:p>
         </w:tc>
@@ -13894,13 +14093,7 @@
               <w:rPr>
                 <w:sz w:val="16"/>
               </w:rPr>
-              <w:t xml:space="preserve">Current password*, new password* </w:t>
-            </w:r>
-            <w:r>
-              <w:rPr>
-                <w:sz w:val="16"/>
-              </w:rPr>
-              <w:t>(≥ 6), confirm*; mismatch → error; success → sign out and SF-12</w:t>
+              <w:t>Current password*, new password* (≥ 6), confirm*; mismatch → error; success → sign out and SF-12</w:t>
             </w:r>
           </w:p>
         </w:tc>
@@ -14023,7 +14216,13 @@
               <w:rPr>
                 <w:sz w:val="16"/>
               </w:rPr>
-              <w:t>Product grid of saved items; heart removes an item; empty state “Browse products”</w:t>
+              <w:t xml:space="preserve">Product grid of saved items; heart removes </w:t>
+            </w:r>
+            <w:r>
+              <w:rPr>
+                <w:sz w:val="16"/>
+              </w:rPr>
+              <w:t>an item; empty state “Browse products”</w:t>
             </w:r>
           </w:p>
         </w:tc>
@@ -14185,7 +14384,13 @@
               <w:rPr>
                 <w:sz w:val="16"/>
               </w:rPr>
-              <w:t>Card (brand, “Welcome back”, language switcher, demo-account buttons, e-mail, password, Sign in, link to Register) + decorative brand panel (hidden ≤ 860 px); no header/footer</w:t>
+              <w:t xml:space="preserve">Card (brand, “Welcome back”, language switcher, demo-account buttons, e-mail, password, Sign in, link to Register) </w:t>
+            </w:r>
+            <w:r>
+              <w:rPr>
+                <w:sz w:val="16"/>
+              </w:rPr>
+              <w:t>+ decorative brand panel (hidden ≤ 860 px); no header/footer</w:t>
             </w:r>
           </w:p>
         </w:tc>
@@ -14400,7 +14605,13 @@
               <w:rPr>
                 <w:sz w:val="16"/>
               </w:rPr>
-              <w:t>Name* (≥ 2), e-mail*, phone, password* (≥ 6, hint), confirm password*</w:t>
+              <w:t xml:space="preserve">Name* (≥ 2), </w:t>
+            </w:r>
+            <w:r>
+              <w:rPr>
+                <w:sz w:val="16"/>
+              </w:rPr>
+              <w:t>e-mail*, phone, password* (≥ 6, hint), confirm password*</w:t>
             </w:r>
           </w:p>
         </w:tc>
@@ -14591,21 +14802,19 @@
       <w:pPr>
         <w:pStyle w:val="Heading2"/>
       </w:pPr>
-      <w:bookmarkStart w:id="16" w:name="_Toc241225797"/>
+      <w:bookmarkStart w:id="16" w:name="_Toc241230410"/>
       <w:r>
+        <w:lastRenderedPageBreak/>
         <w:t>2.7  Admin panel screen specifications</w:t>
       </w:r>
       <w:bookmarkEnd w:id="16"/>
     </w:p>
     <w:p>
       <w:r>
-        <w:t xml:space="preserve">Layout for all pages: left </w:t>
+        <w:t>Layout for all pages: left sidebar grouped Overview / Catalog / Sales / Engagement / Insights with Storefront link and Sign out; top bar with menu toggle, page title, language switcher and user chip. Tables page at 20</w:t>
       </w:r>
       <w:r>
-        <w:t>sidebar grouped Overview / Catalog / Sales / Engagement / Insights with Storefront link and Sign out; top bar with menu toggle, page title, language switcher and user chip. Tables page at 20 rows; search boxes debounce 260 ms; deletes use a confirmation mo</w:t>
-      </w:r>
-      <w:r>
-        <w:t>dal.</w:t>
+        <w:t xml:space="preserve"> rows; search boxes debounce 260 ms; deletes use a confirmation modal.</w:t>
       </w:r>
     </w:p>
     <w:p>
@@ -14759,7 +14968,13 @@
               <w:rPr>
                 <w:sz w:val="16"/>
               </w:rPr>
-              <w:t>Customer accounts rejected; success → toast “Signed in as {name}” → previous page or Dashboard</w:t>
+              <w:t xml:space="preserve">Customer accounts rejected; success → toast “Signed in as {name}” → </w:t>
+            </w:r>
+            <w:r>
+              <w:rPr>
+                <w:sz w:val="16"/>
+              </w:rPr>
+              <w:t>previous page or Dashboard</w:t>
             </w:r>
           </w:p>
         </w:tc>
@@ -14960,13 +15175,7 @@
               <w:rPr>
                 <w:sz w:val="16"/>
               </w:rPr>
-              <w:t xml:space="preserve">Sales overview (area, revenue per day); Sales by category </w:t>
-            </w:r>
-            <w:r>
-              <w:rPr>
-                <w:sz w:val="16"/>
-              </w:rPr>
-              <w:t>(donut, top 5 + Other); Customer growth (area, 6 months)</w:t>
+              <w:t>Sales overview (area, revenue per day); Sales by category (donut, top 5 + Other); Customer growth (area, 6 months)</w:t>
             </w:r>
           </w:p>
         </w:tc>
@@ -15044,13 +15253,7 @@
               <w:rPr>
                 <w:sz w:val="16"/>
               </w:rPr>
-              <w:t xml:space="preserve">Spinner “Loading dashboard…”; error → empty state “Could not load the </w:t>
-            </w:r>
-            <w:r>
-              <w:rPr>
-                <w:sz w:val="16"/>
-              </w:rPr>
-              <w:t>dashboard”</w:t>
+              <w:t>Spinner “Loading dashboard…”; error → empty state “Could not load the dashboard”</w:t>
             </w:r>
           </w:p>
         </w:tc>
@@ -15173,7 +15376,13 @@
               <w:rPr>
                 <w:sz w:val="16"/>
               </w:rPr>
-              <w:t>Product count, Add Product; image-search bar (model status, “N of M products indexed · V vectors”, Rebuild index, Re-extract all, progress polled every 2 s)</w:t>
+              <w:t xml:space="preserve">Product count, Add Product; image-search bar (model status, “N of M products indexed · V vectors”, Rebuild index, Re-extract </w:t>
+            </w:r>
+            <w:r>
+              <w:rPr>
+                <w:sz w:val="16"/>
+              </w:rPr>
+              <w:t>all, progress polled every 2 s)</w:t>
             </w:r>
           </w:p>
         </w:tc>
@@ -15212,13 +15421,7 @@
               <w:rPr>
                 <w:sz w:val="16"/>
               </w:rPr>
-              <w:t xml:space="preserve">Search, category, status </w:t>
-            </w:r>
-            <w:r>
-              <w:rPr>
-                <w:sz w:val="16"/>
-              </w:rPr>
-              <w:t>(active/inactive), stock (low/out)</w:t>
+              <w:t>Search, category, status (active/inactive), stock (low/out)</w:t>
             </w:r>
           </w:p>
         </w:tc>
@@ -15257,7 +15460,13 @@
               <w:rPr>
                 <w:sz w:val="16"/>
               </w:rPr>
-              <w:t>Image, name (brand · SKU), category, price (currency, compare), stock, stock badge, Active switch (optimistic), image-search badge, actions (re-extract, edit, delete)</w:t>
+              <w:t xml:space="preserve">Image, name (brand · SKU), category, price (currency, compare), stock, stock badge, Active switch (optimistic), image-search badge, actions </w:t>
+            </w:r>
+            <w:r>
+              <w:rPr>
+                <w:sz w:val="16"/>
+              </w:rPr>
+              <w:t>(re-extract, edit, delete)</w:t>
             </w:r>
           </w:p>
         </w:tc>
@@ -15296,13 +15505,13 @@
               <w:rPr>
                 <w:sz w:val="16"/>
               </w:rPr>
-              <w:t>Name*, brand, category*, currency</w:t>
-            </w:r>
-            <w:r>
-              <w:rPr>
-                <w:sz w:val="16"/>
-              </w:rPr>
-              <w:t xml:space="preserve"> USD/REM, price* ≥ 0, compare at, cost, stock* ≥ 0, colours, short description (≤ 300), description, tags, images (upload ≤ 8, remove), Active, Featured, Free shipping, zh/ja translations</w:t>
+              <w:t>Name*, brand, category*, currency USD/REM, price* ≥ 0, compare at, cost, stock* ≥ 0, colours, short description (≤ 300), description, tags, images (upload ≤ 8, remove), Active, Featured, Free shipping, zh/ja transla</w:t>
+            </w:r>
+            <w:r>
+              <w:rPr>
+                <w:sz w:val="16"/>
+              </w:rPr>
+              <w:t>tions</w:t>
             </w:r>
           </w:p>
         </w:tc>
@@ -15341,13 +15550,7 @@
               <w:rPr>
                 <w:sz w:val="16"/>
               </w:rPr>
-              <w:t>Server errors mapped under fields; warning toast if image ind</w:t>
-            </w:r>
-            <w:r>
-              <w:rPr>
-                <w:sz w:val="16"/>
-              </w:rPr>
-              <w:t>exing failed; delete confirmation mentions reviews are deleted too</w:t>
+              <w:t>Server errors mapped under fields; warning toast if image indexing failed; delete confirmation mentions reviews are deleted too</w:t>
             </w:r>
           </w:p>
         </w:tc>
@@ -15470,13 +15673,13 @@
               <w:rPr>
                 <w:sz w:val="16"/>
               </w:rPr>
-              <w:t xml:space="preserve">Each image thumbnail shows its area as a small green rectangle (dashed when adjusted by staff); a </w:t>
-            </w:r>
-            <w:r>
-              <w:rPr>
-                <w:sz w:val="16"/>
-              </w:rPr>
-              <w:t>spinner while detection runs. Hint: “The green box on each image marks the detected product. Click an image to adjust it.”</w:t>
+              <w:t xml:space="preserve">Each image thumbnail </w:t>
+            </w:r>
+            <w:r>
+              <w:rPr>
+                <w:sz w:val="16"/>
+              </w:rPr>
+              <w:t>shows its area as a small green rectangle (dashed when adjusted by staff); a spinner while detection runs. Hint: “The green box on each image marks the detected product. Click an image to adjust it.”</w:t>
             </w:r>
           </w:p>
         </w:tc>
@@ -15515,13 +15718,13 @@
               <w:rPr>
                 <w:sz w:val="16"/>
               </w:rPr>
-              <w:t>Clicking a thumbnail opens the inline panel “Product area for image search” below the images: status badge (Detected automati</w:t>
-            </w:r>
-            <w:r>
-              <w:rPr>
-                <w:sz w:val="16"/>
-              </w:rPr>
-              <w:t>cally / Adjusted by you / Nothing stood out / Not detected yet), the photo with the green box, hint, buttons Detect again · Use whole image · Done</w:t>
+              <w:t>Clicking a thumbnail opens the inline panel “Pro</w:t>
+            </w:r>
+            <w:r>
+              <w:rPr>
+                <w:sz w:val="16"/>
+              </w:rPr>
+              <w:t>duct area for image search” below the images: status badge (Detected automatically / Adjusted by you / Nothing stood out / Not detected yet), the photo with the green box, hint, buttons Detect again · Use whole image · Done</w:t>
             </w:r>
           </w:p>
         </w:tc>
@@ -15560,7 +15763,13 @@
               <w:rPr>
                 <w:sz w:val="16"/>
               </w:rPr>
-              <w:t>POST /admin/visual-search/detect {image} on upload and on “Detect again”; imageRegions sent with Save</w:t>
+              <w:t xml:space="preserve">POST </w:t>
+            </w:r>
+            <w:r>
+              <w:rPr>
+                <w:sz w:val="16"/>
+              </w:rPr>
+              <w:t>/admin/visual-search/detect {image} on upload and on “Detect again”; imageRegions sent with Save</w:t>
             </w:r>
           </w:p>
         </w:tc>
@@ -15599,7 +15808,13 @@
               <w:rPr>
                 <w:sz w:val="16"/>
               </w:rPr>
-              <w:t>Adjusting sets auto = false; removing an image removes its region; the editor is inline (not a nested dialog) so Esc still closes only the product dialog</w:t>
+              <w:t>Adjusting sets auto = false; removing an image removes its region; the editor is inline (not a nested dialog) so Esc still closes only the product dialo</w:t>
+            </w:r>
+            <w:r>
+              <w:rPr>
+                <w:sz w:val="16"/>
+              </w:rPr>
+              <w:t>g</w:t>
             </w:r>
           </w:p>
         </w:tc>
@@ -15619,11 +15834,12 @@
         <w:rPr>
           <w:noProof/>
         </w:rPr>
+        <w:lastRenderedPageBreak/>
         <w:drawing>
           <wp:inline distT="0" distB="0" distL="0" distR="0">
             <wp:extent cx="5400000" cy="3664286"/>
             <wp:effectExtent l="0" t="0" r="0" b="0"/>
-            <wp:docPr id="9" name="Picture 9"/>
+            <wp:docPr id="10" name="Picture 10"/>
             <wp:cNvGraphicFramePr>
               <a:graphicFrameLocks xmlns:a="http://schemas.openxmlformats.org/drawingml/2006/main" noChangeAspect="1"/>
             </wp:cNvGraphicFramePr>
@@ -15635,7 +15851,7 @@
                     <pic:cNvPicPr/>
                   </pic:nvPicPr>
                   <pic:blipFill>
-                    <a:blip r:embed="rId16"/>
+                    <a:blip r:embed="rId17"/>
                     <a:stretch>
                       <a:fillRect/>
                     </a:stretch>
@@ -15662,7 +15878,7 @@
         <w:jc w:val="center"/>
       </w:pPr>
       <w:r>
-        <w:t>Figure 9 – AD-03 – editing the product area of a catalogue image</w:t>
+        <w:t>Figure 10 – AD-03 – editing the product area of a catalogue image</w:t>
       </w:r>
     </w:p>
     <w:p>
@@ -15719,15 +15935,7 @@
                 <w:color w:val="15803D"/>
                 <w:sz w:val="16"/>
               </w:rPr>
-              <w:t>Fie</w:t>
-            </w:r>
-            <w:r>
-              <w:rPr>
-                <w:b/>
-                <w:color w:val="15803D"/>
-                <w:sz w:val="16"/>
-              </w:rPr>
-              <w:t>ld</w:t>
+              <w:t>Field</w:t>
             </w:r>
           </w:p>
         </w:tc>
@@ -15824,7 +16032,13 @@
               <w:rPr>
                 <w:sz w:val="16"/>
               </w:rPr>
-              <w:t>Name* (≥ 2), description, parent (top level or a root category, not itself), sort order, Visible switch, translations</w:t>
+              <w:t xml:space="preserve">Name* (≥ 2), description, parent (top </w:t>
+            </w:r>
+            <w:r>
+              <w:rPr>
+                <w:sz w:val="16"/>
+              </w:rPr>
+              <w:t>level or a root category, not itself), sort order, Visible switch, translations</w:t>
             </w:r>
           </w:p>
         </w:tc>
@@ -15847,7 +16061,6 @@
                 <w:b/>
                 <w:sz w:val="16"/>
               </w:rPr>
-              <w:lastRenderedPageBreak/>
               <w:t>Rules</w:t>
             </w:r>
           </w:p>
@@ -15864,13 +16077,7 @@
               <w:rPr>
                 <w:sz w:val="16"/>
               </w:rPr>
-              <w:t xml:space="preserve">Delete </w:t>
-            </w:r>
-            <w:r>
-              <w:rPr>
-                <w:sz w:val="16"/>
-              </w:rPr>
-              <w:t>refused (409) while products or children exist</w:t>
+              <w:t>Delete refused (409) while products or children exist</w:t>
             </w:r>
           </w:p>
         </w:tc>
@@ -16032,7 +16239,13 @@
               <w:rPr>
                 <w:sz w:val="16"/>
               </w:rPr>
-              <w:t>Product (image, name, SKU), category, price, current stock, status badge, New stock input + Save</w:t>
+              <w:t xml:space="preserve">Product </w:t>
+            </w:r>
+            <w:r>
+              <w:rPr>
+                <w:sz w:val="16"/>
+              </w:rPr>
+              <w:t>(image, name, SKU), category, price, current stock, status badge, New stock input + Save</w:t>
             </w:r>
           </w:p>
         </w:tc>
@@ -16194,7 +16407,13 @@
               <w:rPr>
                 <w:sz w:val="16"/>
               </w:rPr>
-              <w:t>Search (order no., customer, e-mail; can be pre-filled from Dashboard); status tabs with counts</w:t>
+              <w:t xml:space="preserve">Search (order no., </w:t>
+            </w:r>
+            <w:r>
+              <w:rPr>
+                <w:sz w:val="16"/>
+              </w:rPr>
+              <w:t>customer, e-mail; can be pre-filled from Dashboard); status tabs with counts</w:t>
             </w:r>
           </w:p>
         </w:tc>
@@ -16233,13 +16452,7 @@
               <w:rPr>
                 <w:sz w:val="16"/>
               </w:rPr>
-              <w:t xml:space="preserve">Order ID, </w:t>
-            </w:r>
-            <w:r>
-              <w:rPr>
-                <w:sz w:val="16"/>
-              </w:rPr>
-              <w:t>date, customer (name, e-mail), items, total, payment badge, status badge, View</w:t>
+              <w:t>Order ID, date, customer (name, e-mail), items, total, payment badge, status badge, View</w:t>
             </w:r>
           </w:p>
         </w:tc>
@@ -16278,13 +16491,13 @@
               <w:rPr>
                 <w:sz w:val="16"/>
               </w:rPr>
-              <w:t>Status and payment badges; carrier + tracking inputs with Save; customer and shipping cards; items; totals; timeline; optional status note; “Mark as {next status}”</w:t>
-            </w:r>
-            <w:r>
-              <w:rPr>
-                <w:sz w:val="16"/>
-              </w:rPr>
-              <w:t xml:space="preserve"> buttons (Cancel in red) or “No further changes”</w:t>
+              <w:t xml:space="preserve">Status and payment badges; carrier + tracking inputs with Save; </w:t>
+            </w:r>
+            <w:r>
+              <w:rPr>
+                <w:sz w:val="16"/>
+              </w:rPr>
+              <w:t>customer and shipping cards; items; totals; timeline; optional status note; “Mark as {next status}” buttons (Cancel in red) or “No further changes”</w:t>
             </w:r>
           </w:p>
         </w:tc>
@@ -16323,7 +16536,13 @@
               <w:rPr>
                 <w:sz w:val="16"/>
               </w:rPr>
-              <w:t>Only allowed transitions are offered (see the order state machine in the System Design Specification); no confirmation before a status change (finding F-09)</w:t>
+              <w:t>Only allowed transitions are offered (see the order state machine in the System Design Specification)</w:t>
+            </w:r>
+            <w:r>
+              <w:rPr>
+                <w:sz w:val="16"/>
+              </w:rPr>
+              <w:t>; no confirmation before a status change (finding F-09)</w:t>
             </w:r>
           </w:p>
         </w:tc>
@@ -16508,6 +16727,7 @@
                 <w:b/>
                 <w:sz w:val="16"/>
               </w:rPr>
+              <w:lastRenderedPageBreak/>
               <w:t>Detail modal</w:t>
             </w:r>
           </w:p>
@@ -16524,7 +16744,13 @@
               <w:rPr>
                 <w:sz w:val="16"/>
               </w:rPr>
-              <w:t>Orders, total spent, average order, reviews; contact; addresses; recent orders</w:t>
+              <w:t xml:space="preserve">Orders, total spent, </w:t>
+            </w:r>
+            <w:r>
+              <w:rPr>
+                <w:sz w:val="16"/>
+              </w:rPr>
+              <w:t>average order, reviews; contact; addresses; recent orders</w:t>
             </w:r>
           </w:p>
         </w:tc>
@@ -16563,13 +16789,7 @@
               <w:rPr>
                 <w:sz w:val="16"/>
               </w:rPr>
-              <w:t xml:space="preserve">Downloads customers.csv (all </w:t>
-            </w:r>
-            <w:r>
-              <w:rPr>
-                <w:sz w:val="16"/>
-              </w:rPr>
-              <w:t>customers, localised headers, UTF-8 BOM)</w:t>
+              <w:t>Downloads customers.csv (all customers, localised headers, UTF-8 BOM)</w:t>
             </w:r>
           </w:p>
         </w:tc>
@@ -16692,7 +16912,13 @@
               <w:rPr>
                 <w:sz w:val="16"/>
               </w:rPr>
-              <w:t>Code + description, discount (x % or amount, max cap), min purchase, used/limit, expires, status Active/Paused/Expired, actions</w:t>
+              <w:t xml:space="preserve">Code + description, discount (x % or amount, max cap), min purchase, </w:t>
+            </w:r>
+            <w:r>
+              <w:rPr>
+                <w:sz w:val="16"/>
+              </w:rPr>
+              <w:t>used/limit, expires, status Active/Paused/Expired, actions</w:t>
             </w:r>
           </w:p>
         </w:tc>
@@ -16731,13 +16957,7 @@
               <w:rPr>
                 <w:sz w:val="16"/>
               </w:rPr>
-              <w:t xml:space="preserve">Code* (≥ 3, upper </w:t>
-            </w:r>
-            <w:r>
-              <w:rPr>
-                <w:sz w:val="16"/>
-              </w:rPr>
-              <w:t>case), type* percent/fixed, description, value* ≥ 0, min purchase, max discount (0 = uncapped), usage limit (0 = unlimited), expiry date, Active</w:t>
+              <w:t>Code* (≥ 3, upper case), type* percent/fixed, description, value* ≥ 0, min purchase, max discount (0 = uncapped), usage limit (0 = unlimited), expiry date, Active</w:t>
             </w:r>
           </w:p>
         </w:tc>
@@ -16753,7 +16973,10 @@
         <w:pStyle w:val="Heading3"/>
       </w:pPr>
       <w:r>
-        <w:t>2.7.10  AD-09 Reviews</w:t>
+        <w:t xml:space="preserve">2.7.10  AD-09 </w:t>
+      </w:r>
+      <w:r>
+        <w:t>Reviews</w:t>
       </w:r>
     </w:p>
     <w:tbl>
@@ -16899,13 +17122,7 @@
               <w:rPr>
                 <w:sz w:val="16"/>
               </w:rPr>
-              <w:t xml:space="preserve">Product, </w:t>
-            </w:r>
-            <w:r>
-              <w:rPr>
-                <w:sz w:val="16"/>
-              </w:rPr>
-              <w:t>customer (Verified badge), stars, title + comment, date, status, Publish/Hide toggle, Delete</w:t>
+              <w:t>Product, customer (Verified badge), stars, title + comment, date, status, Publish/Hide toggle, Delete</w:t>
             </w:r>
           </w:p>
         </w:tc>
@@ -17028,13 +17245,13 @@
               <w:rPr>
                 <w:sz w:val="16"/>
               </w:rPr>
-              <w:t xml:space="preserve">Card grid: image, placement badge (Homepage hero / Promo strip / Mobile app), Live/Hidden, title, </w:t>
-            </w:r>
-            <w:r>
-              <w:rPr>
-                <w:sz w:val="16"/>
-              </w:rPr>
-              <w:t>subtitle, CTA, Edit, Delete</w:t>
+              <w:t>Card grid:</w:t>
+            </w:r>
+            <w:r>
+              <w:rPr>
+                <w:sz w:val="16"/>
+              </w:rPr>
+              <w:t xml:space="preserve"> image, placement badge (Homepage hero / Promo strip / Mobile app), Live/Hidden, title, subtitle, CTA, Edit, Delete</w:t>
             </w:r>
           </w:p>
         </w:tc>
@@ -17089,8 +17306,10 @@
         <w:pStyle w:val="Heading3"/>
       </w:pPr>
       <w:r>
-        <w:lastRenderedPageBreak/>
-        <w:t>2.7.12  AD-11 Reports</w:t>
+        <w:t xml:space="preserve">2.7.12  </w:t>
+      </w:r>
+      <w:r>
+        <w:t>AD-11 Reports</w:t>
       </w:r>
     </w:p>
     <w:tbl>
@@ -17197,13 +17416,13 @@
               <w:rPr>
                 <w:sz w:val="16"/>
               </w:rPr>
-              <w:t xml:space="preserve">Range chips (default 3 months); KPI cards </w:t>
-            </w:r>
-            <w:r>
-              <w:rPr>
-                <w:sz w:val="16"/>
-              </w:rPr>
-              <w:t>Revenue, Orders, Average order value, Active products; line chart orders per day; bar chart revenue by category; bar chart new customers per month (12); best-selling products table (units, revenue, stock)</w:t>
+              <w:t>Range chips (default 3 months); KPI cards Revenue, Orders, Average order value, Active products; line chart orders per day; bar chart revenue by category; bar chart new customers per month (12); best-selling product</w:t>
+            </w:r>
+            <w:r>
+              <w:rPr>
+                <w:sz w:val="16"/>
+              </w:rPr>
+              <w:t>s table (units, revenue, stock)</w:t>
             </w:r>
           </w:p>
         </w:tc>
@@ -17381,10 +17600,7 @@
         <w:pStyle w:val="Heading3"/>
       </w:pPr>
       <w:r>
-        <w:t xml:space="preserve">2.7.14  AD-13 </w:t>
-      </w:r>
-      <w:r>
-        <w:t>Administrators</w:t>
+        <w:t>2.7.14  AD-13 Administrators</w:t>
       </w:r>
     </w:p>
     <w:tbl>
@@ -17530,7 +17746,13 @@
               <w:rPr>
                 <w:sz w:val="16"/>
               </w:rPr>
-              <w:t>Name + e-mail, role badge, permission badges (or “All sections”), status, last sign-in, Edit/Delete (disabled for super admins)</w:t>
+              <w:t xml:space="preserve">Name + e-mail, role badge, permission badges (or “All sections”), status, last </w:t>
+            </w:r>
+            <w:r>
+              <w:rPr>
+                <w:sz w:val="16"/>
+              </w:rPr>
+              <w:t>sign-in, Edit/Delete (disabled for super admins)</w:t>
             </w:r>
           </w:p>
         </w:tc>
@@ -17569,13 +17791,7 @@
               <w:rPr>
                 <w:sz w:val="16"/>
               </w:rPr>
-              <w:t xml:space="preserve">Full </w:t>
-            </w:r>
-            <w:r>
-              <w:rPr>
-                <w:sz w:val="16"/>
-              </w:rPr>
-              <w:t>name*, e-mail* (not editable later), password (required on create, ≥ 6; blank keeps), role manager/admin, section checkboxes (7), Account active</w:t>
+              <w:t>Full name*, e-mail* (not editable later), password (required on create, ≥ 6; blank keeps), role manager/admin, section checkboxes (7), Account active</w:t>
             </w:r>
           </w:p>
         </w:tc>
@@ -17590,18 +17806,16 @@
       <w:pPr>
         <w:pStyle w:val="Heading2"/>
       </w:pPr>
-      <w:bookmarkStart w:id="17" w:name="_Toc241225798"/>
+      <w:bookmarkStart w:id="17" w:name="_Toc241230411"/>
       <w:r>
+        <w:lastRenderedPageBreak/>
         <w:t>2.8  Android screen specifications</w:t>
       </w:r>
       <w:bookmarkEnd w:id="17"/>
     </w:p>
     <w:p>
       <w:r>
-        <w:t>Material 3 light theme (primary #16A34A). Activities slide horizontally; t</w:t>
-      </w:r>
-      <w:r>
-        <w:t>abs and splash cross-fade. Pull-to-refresh on lists; snackbars for errors; guests who try a member action are sent to AN-02.</w:t>
+        <w:t>Material 3 light theme (primary #16A34A). Activities slide horizontally; tabs and splash cross-fade. Pull-to-refresh on lists; snackbars for errors; guests who try a member action are sent to AN-02.</w:t>
       </w:r>
     </w:p>
     <w:p>
@@ -17716,7 +17930,13 @@
               <w:rPr>
                 <w:sz w:val="16"/>
               </w:rPr>
-              <w:t>No token → AN-02; token → GET /auth/me → AN-04, or clear session → AN-02</w:t>
+              <w:t>No token</w:t>
+            </w:r>
+            <w:r>
+              <w:rPr>
+                <w:sz w:val="16"/>
+              </w:rPr>
+              <w:t xml:space="preserve"> → AN-02; token → GET /auth/me → AN-04, or clear session → AN-02</w:t>
             </w:r>
           </w:p>
         </w:tc>
@@ -17732,10 +17952,7 @@
         <w:pStyle w:val="Heading3"/>
       </w:pPr>
       <w:r>
-        <w:t xml:space="preserve">2.8.2  </w:t>
-      </w:r>
-      <w:r>
-        <w:t>AN-02 Sign in</w:t>
+        <w:t>2.8.2  AN-02 Sign in</w:t>
       </w:r>
     </w:p>
     <w:tbl>
@@ -17881,7 +18098,13 @@
               <w:rPr>
                 <w:sz w:val="16"/>
               </w:rPr>
-              <w:t>E-mail format; password ≥ 6; inline errors; buttons disabled while loading</w:t>
+              <w:t xml:space="preserve">E-mail format; </w:t>
+            </w:r>
+            <w:r>
+              <w:rPr>
+                <w:sz w:val="16"/>
+              </w:rPr>
+              <w:t>password ≥ 6; inline errors; buttons disabled while loading</w:t>
             </w:r>
           </w:p>
         </w:tc>
@@ -17897,10 +18120,7 @@
         <w:pStyle w:val="Heading3"/>
       </w:pPr>
       <w:r>
-        <w:t xml:space="preserve">2.8.3  AN-03 </w:t>
-      </w:r>
-      <w:r>
-        <w:t>Register</w:t>
+        <w:t>2.8.3  AN-03 Register</w:t>
       </w:r>
     </w:p>
     <w:tbl>
@@ -18160,7 +18380,6 @@
         <w:pStyle w:val="Heading3"/>
       </w:pPr>
       <w:r>
-        <w:lastRenderedPageBreak/>
         <w:t>2.8.5  AN-05 Home tab</w:t>
       </w:r>
     </w:p>
@@ -18910,7 +19129,7 @@
               <w:rPr>
                 <w:sz w:val="16"/>
               </w:rPr>
-              <w:t xml:space="preserve"> and search. No model → upload; the server's region is drawn. Rotation keeps the user's box</w:t>
+              <w:t xml:space="preserve"> and search. No model → upload; the server's region is drawn. Rotation keeps the user's box. 1.2: when the server's status names a segmenter, a new photo is uploaded and the server's SAM2 box is drawn (“Finding the product in your photo…” meanwhile)</w:t>
             </w:r>
           </w:p>
         </w:tc>
@@ -18933,7 +19152,14 @@
                 <w:b/>
                 <w:sz w:val="16"/>
               </w:rPr>
-              <w:t>States</w:t>
+              <w:t>State</w:t>
+            </w:r>
+            <w:r>
+              <w:rPr>
+                <w:b/>
+                <w:sz w:val="16"/>
+              </w:rPr>
+              <w:t>s</w:t>
             </w:r>
           </w:p>
         </w:tc>
@@ -18969,12 +19195,11 @@
         <w:rPr>
           <w:noProof/>
         </w:rPr>
-        <w:lastRenderedPageBreak/>
         <w:drawing>
           <wp:inline distT="0" distB="0" distL="0" distR="0">
             <wp:extent cx="3240000" cy="5981538"/>
             <wp:effectExtent l="0" t="0" r="0" b="0"/>
-            <wp:docPr id="10" name="Picture 10"/>
+            <wp:docPr id="11" name="Picture 11"/>
             <wp:cNvGraphicFramePr>
               <a:graphicFrameLocks xmlns:a="http://schemas.openxmlformats.org/drawingml/2006/main" noChangeAspect="1"/>
             </wp:cNvGraphicFramePr>
@@ -18986,7 +19211,7 @@
                     <pic:cNvPicPr/>
                   </pic:nvPicPr>
                   <pic:blipFill>
-                    <a:blip r:embed="rId17"/>
+                    <a:blip r:embed="rId18"/>
                     <a:stretch>
                       <a:fillRect/>
                     </a:stretch>
@@ -19013,7 +19238,7 @@
         <w:jc w:val="center"/>
       </w:pPr>
       <w:r>
-        <w:t>Figure 10 – AN-09 wireframe</w:t>
+        <w:t>Figure 11 – AN-09 wireframe</w:t>
       </w:r>
     </w:p>
     <w:p>
@@ -19070,15 +19295,7 @@
                 <w:color w:val="15803D"/>
                 <w:sz w:val="16"/>
               </w:rPr>
-              <w:t>Fiel</w:t>
-            </w:r>
-            <w:r>
-              <w:rPr>
-                <w:b/>
-                <w:color w:val="15803D"/>
-                <w:sz w:val="16"/>
-              </w:rPr>
-              <w:t>d</w:t>
+              <w:t>Field</w:t>
             </w:r>
           </w:p>
         </w:tc>
@@ -19120,6 +19337,7 @@
                 <w:b/>
                 <w:sz w:val="16"/>
               </w:rPr>
+              <w:lastRenderedPageBreak/>
               <w:t>Elements</w:t>
             </w:r>
           </w:p>
@@ -19136,13 +19354,13 @@
               <w:rPr>
                 <w:sz w:val="16"/>
               </w:rPr>
-              <w:t xml:space="preserve">Image pager with dots, discount badge, wishlist, brand · SKU, name, rating, sold, price/compare, stock badge, variant chips, stepper, shipping/warranty/returns badges, description, 5 reviews + Write review dialog, related row, </w:t>
-            </w:r>
-            <w:r>
-              <w:rPr>
-                <w:sz w:val="16"/>
-              </w:rPr>
-              <w:t>bottom bar Add to cart / Buy now</w:t>
+              <w:t xml:space="preserve">Image pager with dots, discount badge, wishlist, brand · SKU, name, </w:t>
+            </w:r>
+            <w:r>
+              <w:rPr>
+                <w:sz w:val="16"/>
+              </w:rPr>
+              <w:t>rating, sold, price/compare, stock badge, variant chips, stepper, shipping/warranty/returns badges, description, 5 reviews + Write review dialog, related row, bottom bar Add to cart / Buy now</w:t>
             </w:r>
           </w:p>
         </w:tc>
@@ -19265,7 +19483,13 @@
               <w:rPr>
                 <w:sz w:val="16"/>
               </w:rPr>
-              <w:t>Address radio group + Add address dialog; payment radio group; card box (number, name); order summary; “Place order · $total”</w:t>
+              <w:t xml:space="preserve">Address </w:t>
+            </w:r>
+            <w:r>
+              <w:rPr>
+                <w:sz w:val="16"/>
+              </w:rPr>
+              <w:t>radio group + Add address dialog; payment radio group; card box (number, name); order summary; “Place order · $total”</w:t>
             </w:r>
           </w:p>
         </w:tc>
@@ -19304,13 +19528,7 @@
               <w:rPr>
                 <w:sz w:val="16"/>
               </w:rPr>
-              <w:t xml:space="preserve">Required address fields; card </w:t>
-            </w:r>
-            <w:r>
-              <w:rPr>
-                <w:sz w:val="16"/>
-              </w:rPr>
-              <w:t>number ≥ 12 digits</w:t>
+              <w:t>Required address fields; card number ≥ 12 digits</w:t>
             </w:r>
           </w:p>
         </w:tc>
@@ -19326,7 +19544,6 @@
         <w:pStyle w:val="Heading3"/>
       </w:pPr>
       <w:r>
-        <w:lastRenderedPageBreak/>
         <w:t>2.8.12  AN-12 Order success</w:t>
       </w:r>
     </w:p>
@@ -19434,7 +19651,13 @@
               <w:rPr>
                 <w:sz w:val="16"/>
               </w:rPr>
-              <w:t>Success icon, order number, items, total, carrier · tracking, ETA, View order, Continue shopping</w:t>
+              <w:t>Success icon, order</w:t>
+            </w:r>
+            <w:r>
+              <w:rPr>
+                <w:sz w:val="16"/>
+              </w:rPr>
+              <w:t xml:space="preserve"> number, items, total, carrier · tracking, ETA, View order, Continue shopping</w:t>
             </w:r>
           </w:p>
         </w:tc>
@@ -19557,13 +19780,7 @@
               <w:rPr>
                 <w:sz w:val="16"/>
               </w:rPr>
-              <w:t xml:space="preserve">Status chips, order list with </w:t>
-            </w:r>
-            <w:r>
-              <w:rPr>
-                <w:sz w:val="16"/>
-              </w:rPr>
-              <w:t>endless scroll (10), pull to refresh</w:t>
+              <w:t>Status chips, order list with endless scroll (10), pull to refresh</w:t>
             </w:r>
           </w:p>
         </w:tc>
@@ -19809,7 +20026,13 @@
               <w:rPr>
                 <w:sz w:val="16"/>
               </w:rPr>
-              <w:t>Avatar initial, name, e-mail, Edit profile dialog; rows My orders, Addresses, Wishlist, Language (System/English/</w:t>
+              <w:t>Avatar initial, name, e-mail, Edit profile dialog; rows My orders, Addresses,</w:t>
+            </w:r>
+            <w:r>
+              <w:rPr>
+                <w:sz w:val="16"/>
+              </w:rPr>
+              <w:t xml:space="preserve"> Wishlist, Language (System/English/</w:t>
             </w:r>
             <w:r>
               <w:rPr>
@@ -19956,13 +20179,7 @@
               <w:rPr>
                 <w:sz w:val="16"/>
               </w:rPr>
-              <w:t xml:space="preserve">Address cards with Make </w:t>
-            </w:r>
-            <w:r>
-              <w:rPr>
-                <w:sz w:val="16"/>
-              </w:rPr>
-              <w:t>default and Delete (confirmation); Add (+) opens address dialog; empty state</w:t>
+              <w:t>Address cards with Make default and Delete (confirmation); Add (+) opens address dialog; empty state</w:t>
             </w:r>
           </w:p>
         </w:tc>
@@ -20097,8 +20314,8 @@
       </w:pPr>
     </w:p>
     <w:sectPr>
-      <w:headerReference w:type="default" r:id="rId18"/>
-      <w:footerReference w:type="default" r:id="rId19"/>
+      <w:headerReference w:type="default" r:id="rId19"/>
+      <w:footerReference w:type="default" r:id="rId20"/>
       <w:pgSz w:w="11906" w:h="16838"/>
       <w:pgMar w:top="1247" w:right="1134" w:bottom="1134" w:left="1134" w:header="567" w:footer="567" w:gutter="0"/>
       <w:cols w:space="720"/>
@@ -20150,7 +20367,14 @@
         <w:color w:val="52606D"/>
         <w:sz w:val="17"/>
       </w:rPr>
-      <w:t>ShopWorld · Internal · Uncontrolled when printed</w:t>
+      <w:t xml:space="preserve">ShopWorld · Internal · </w:t>
+    </w:r>
+    <w:r>
+      <w:rPr>
+        <w:color w:val="52606D"/>
+        <w:sz w:val="17"/>
+      </w:rPr>
+      <w:t>Uncontrolled when printed</w:t>
     </w:r>
     <w:r>
       <w:tab/>
@@ -31891,7 +32115,7 @@
     <w:autoRedefine/>
     <w:uiPriority w:val="39"/>
     <w:unhideWhenUsed/>
-    <w:rsid w:val="00912B97"/>
+    <w:rsid w:val="005B52E5"/>
   </w:style>
   <w:style w:type="paragraph" w:styleId="TOC2">
     <w:name w:val="toc 2"/>
@@ -31900,7 +32124,7 @@
     <w:autoRedefine/>
     <w:uiPriority w:val="39"/>
     <w:unhideWhenUsed/>
-    <w:rsid w:val="00912B97"/>
+    <w:rsid w:val="005B52E5"/>
     <w:pPr>
       <w:ind w:left="210"/>
     </w:pPr>
@@ -31910,7 +32134,7 @@
     <w:basedOn w:val="DefaultParagraphFont"/>
     <w:uiPriority w:val="99"/>
     <w:unhideWhenUsed/>
-    <w:rsid w:val="00912B97"/>
+    <w:rsid w:val="005B52E5"/>
     <w:rPr>
       <w:color w:val="0000FF" w:themeColor="hyperlink"/>
       <w:u w:val="single"/>
@@ -32244,7 +32468,7 @@
 </file>
 
 <file path=customXml/itemProps1.xml><?xml version="1.0" encoding="utf-8"?>
-<ds:datastoreItem xmlns:ds="http://schemas.openxmlformats.org/officeDocument/2006/customXml" ds:itemID="{77EAF3BD-6343-4A16-846B-0EC33CEED1CF}">
+<ds:datastoreItem xmlns:ds="http://schemas.openxmlformats.org/officeDocument/2006/customXml" ds:itemID="{746B5531-DDBF-44F3-8F2F-BC1D04471573}">
   <ds:schemaRefs>
     <ds:schemaRef ds:uri="http://schemas.openxmlformats.org/officeDocument/2006/bibliography"/>
   </ds:schemaRefs>
